--- a/docs/prezentare/template/template_prezentare_text.docx
+++ b/docs/prezentare/template/template_prezentare_text.docx
@@ -1,6 +1,6 @@
 
 <file path=word/document.xml><?xml version="1.0" encoding="utf-8"?>
-<w:document xmlns:wpc="http://schemas.microsoft.com/office/word/2010/wordprocessingCanvas" xmlns:cx="http://schemas.microsoft.com/office/drawing/2014/chartex" xmlns:cx1="http://schemas.microsoft.com/office/drawing/2015/9/8/chartex" xmlns:cx2="http://schemas.microsoft.com/office/drawing/2015/10/21/chartex" xmlns:cx3="http://schemas.microsoft.com/office/drawing/2016/5/9/chartex" xmlns:cx4="http://schemas.microsoft.com/office/drawing/2016/5/10/chartex" xmlns:cx5="http://schemas.microsoft.com/office/drawing/2016/5/11/chartex" xmlns:cx6="http://schemas.microsoft.com/office/drawing/2016/5/12/chartex" xmlns:cx7="http://schemas.microsoft.com/office/drawing/2016/5/13/chartex" xmlns:cx8="http://schemas.microsoft.com/office/drawing/2016/5/14/chartex" xmlns:mc="http://schemas.openxmlformats.org/markup-compatibility/2006" xmlns:aink="http://schemas.microsoft.com/office/drawing/2016/ink" xmlns:am3d="http://schemas.microsoft.com/office/drawing/2017/model3d" xmlns:o="urn:schemas-microsoft-com:office:office" xmlns:oel="http://schemas.microsoft.com/office/2019/extlst" xmlns:r="http://schemas.openxmlformats.org/officeDocument/2006/relationships" xmlns:m="http://schemas.openxmlformats.org/officeDocument/2006/math" xmlns:v="urn:schemas-microsoft-com:vml" xmlns:wp14="http://schemas.microsoft.com/office/word/2010/wordprocessingDrawing" xmlns:wp="http://schemas.openxmlformats.org/drawingml/2006/wordprocessingDrawing" xmlns:w10="urn:schemas-microsoft-com:office:word" xmlns:w="http://schemas.openxmlformats.org/wordprocessingml/2006/main" xmlns:w14="http://schemas.microsoft.com/office/word/2010/wordml" xmlns:w15="http://schemas.microsoft.com/office/word/2012/wordml" xmlns:w16cex="http://schemas.microsoft.com/office/word/2018/wordml/cex" xmlns:w16cid="http://schemas.microsoft.com/office/word/2016/wordml/cid" xmlns:w16="http://schemas.microsoft.com/office/word/2018/wordml" xmlns:w16du="http://schemas.microsoft.com/office/word/2023/wordml/word16du" xmlns:w16sdtdh="http://schemas.microsoft.com/office/word/2020/wordml/sdtdatahash" xmlns:w16se="http://schemas.microsoft.com/office/word/2015/wordml/symex" xmlns:wpg="http://schemas.microsoft.com/office/word/2010/wordprocessingGroup" xmlns:wpi="http://schemas.microsoft.com/office/word/2010/wordprocessingInk" xmlns:wne="http://schemas.microsoft.com/office/word/2006/wordml" xmlns:wps="http://schemas.microsoft.com/office/word/2010/wordprocessingShape" mc:Ignorable="w14 w15 w16se w16cid w16 w16cex w16sdtdh w16du wp14">
+<w:document xmlns:wpc="http://schemas.microsoft.com/office/word/2010/wordprocessingCanvas" xmlns:cx="http://schemas.microsoft.com/office/drawing/2014/chartex" xmlns:cx1="http://schemas.microsoft.com/office/drawing/2015/9/8/chartex" xmlns:cx2="http://schemas.microsoft.com/office/drawing/2015/10/21/chartex" xmlns:cx3="http://schemas.microsoft.com/office/drawing/2016/5/9/chartex" xmlns:cx4="http://schemas.microsoft.com/office/drawing/2016/5/10/chartex" xmlns:cx5="http://schemas.microsoft.com/office/drawing/2016/5/11/chartex" xmlns:cx6="http://schemas.microsoft.com/office/drawing/2016/5/12/chartex" xmlns:cx7="http://schemas.microsoft.com/office/drawing/2016/5/13/chartex" xmlns:cx8="http://schemas.microsoft.com/office/drawing/2016/5/14/chartex" xmlns:mc="http://schemas.openxmlformats.org/markup-compatibility/2006" xmlns:aink="http://schemas.microsoft.com/office/drawing/2016/ink" xmlns:am3d="http://schemas.microsoft.com/office/drawing/2017/model3d" xmlns:o="urn:schemas-microsoft-com:office:office" xmlns:oel="http://schemas.microsoft.com/office/2019/extlst" xmlns:r="http://schemas.openxmlformats.org/officeDocument/2006/relationships" xmlns:m="http://schemas.openxmlformats.org/officeDocument/2006/math" xmlns:v="urn:schemas-microsoft-com:vml" xmlns:wp14="http://schemas.microsoft.com/office/word/2010/wordprocessingDrawing" xmlns:wp="http://schemas.openxmlformats.org/drawingml/2006/wordprocessingDrawing" xmlns:w10="urn:schemas-microsoft-com:office:word" xmlns:w="http://schemas.openxmlformats.org/wordprocessingml/2006/main" xmlns:w14="http://schemas.microsoft.com/office/word/2010/wordml" xmlns:w15="http://schemas.microsoft.com/office/word/2012/wordml" xmlns:w16cex="http://schemas.microsoft.com/office/word/2018/wordml/cex" xmlns:w16cid="http://schemas.microsoft.com/office/word/2016/wordml/cid" xmlns:w16="http://schemas.microsoft.com/office/word/2018/wordml" xmlns:w16du="http://schemas.microsoft.com/office/word/2023/wordml/word16du" xmlns:w16sdtdh="http://schemas.microsoft.com/office/word/2020/wordml/sdtdatahash" xmlns:w16sdtfl="http://schemas.microsoft.com/office/word/2024/wordml/sdtformatlock" xmlns:w16se="http://schemas.microsoft.com/office/word/2015/wordml/symex" xmlns:wpg="http://schemas.microsoft.com/office/word/2010/wordprocessingGroup" xmlns:wpi="http://schemas.microsoft.com/office/word/2010/wordprocessingInk" xmlns:wne="http://schemas.microsoft.com/office/word/2006/wordml" xmlns:wps="http://schemas.microsoft.com/office/word/2010/wordprocessingShape" mc:Ignorable="w14 w15 w16se w16cid w16 w16cex w16sdtdh w16sdtfl w16du wp14">
   <w:body>
     <w:p>
       <w:pPr>
@@ -103,11 +103,7 @@
         <w:jc w:val="both"/>
       </w:pPr>
       <w:r>
-        <w:t xml:space="preserve">gestiunea datelor folosind </w:t>
-      </w:r>
-      <w:proofErr w:type="spellStart"/>
-      <w:r>
-        <w:t>blockcha</w:t>
+        <w:t>gestiunea datelor folosind blockcha</w:t>
       </w:r>
       <w:r>
         <w:t>i</w:t>
@@ -115,7 +111,6 @@
       <w:r>
         <w:t>n</w:t>
       </w:r>
-      <w:proofErr w:type="spellEnd"/>
     </w:p>
     <w:p>
       <w:pPr>
@@ -229,15 +224,7 @@
         <w:t xml:space="preserve"> </w:t>
       </w:r>
       <w:r>
-        <w:t xml:space="preserve">mai ales in cazul vehiculelor </w:t>
-      </w:r>
-      <w:proofErr w:type="spellStart"/>
-      <w:r>
-        <w:t>second</w:t>
-      </w:r>
-      <w:proofErr w:type="spellEnd"/>
-      <w:r>
-        <w:t xml:space="preserve"> hand.</w:t>
+        <w:t>mai ales in cazul vehiculelor second hand.</w:t>
       </w:r>
     </w:p>
     <w:p>
@@ -302,27 +289,14 @@
       <w:r>
         <w:t xml:space="preserve">t </w:t>
       </w:r>
-      <w:proofErr w:type="spellStart"/>
-      <w:r>
-        <w:t>blockchain</w:t>
-      </w:r>
-      <w:proofErr w:type="spellEnd"/>
-      <w:r>
-        <w:t xml:space="preserve"> </w:t>
+      <w:r>
+        <w:t xml:space="preserve">blockchain </w:t>
       </w:r>
       <w:r>
         <w:t>împreună</w:t>
       </w:r>
       <w:r>
-        <w:t xml:space="preserve"> cu </w:t>
-      </w:r>
-      <w:proofErr w:type="spellStart"/>
-      <w:r>
-        <w:t>smart</w:t>
-      </w:r>
-      <w:proofErr w:type="spellEnd"/>
-      <w:r>
-        <w:t xml:space="preserve"> contract pentru a automatiza gestiune</w:t>
+        <w:t xml:space="preserve"> cu smart contract pentru a automatiza gestiune</w:t>
       </w:r>
       <w:r>
         <w:t>a</w:t>
@@ -541,68 +515,37 @@
         <w:t xml:space="preserve">: </w:t>
       </w:r>
       <w:r>
-        <w:t xml:space="preserve">folosit aici pentru </w:t>
-      </w:r>
-      <w:proofErr w:type="spellStart"/>
-      <w:r>
-        <w:t>interfata</w:t>
-      </w:r>
-      <w:proofErr w:type="spellEnd"/>
-      <w:r>
-        <w:t xml:space="preserve"> utilizator</w:t>
-      </w:r>
-      <w:r>
-        <w:t xml:space="preserve"> datorita </w:t>
-      </w:r>
-      <w:proofErr w:type="spellStart"/>
-      <w:r>
-        <w:t>posibilitatilor</w:t>
-      </w:r>
-      <w:proofErr w:type="spellEnd"/>
-      <w:r>
-        <w:t xml:space="preserve"> de dezvoltare viitoare</w:t>
-      </w:r>
-    </w:p>
-    <w:p>
-      <w:pPr>
-        <w:spacing w:beforeLines="20" w:before="48" w:afterLines="20" w:after="48" w:line="240" w:lineRule="auto"/>
-        <w:jc w:val="both"/>
-      </w:pPr>
-      <w:proofErr w:type="spellStart"/>
-      <w:r>
-        <w:t>Python</w:t>
-      </w:r>
-      <w:proofErr w:type="spellEnd"/>
-      <w:r>
-        <w:t xml:space="preserve">: </w:t>
+        <w:t>folosit aici pentru interfata utilizator</w:t>
+      </w:r>
+      <w:r>
+        <w:t xml:space="preserve"> datorita posibilitatilor de dezvoltare viitoare</w:t>
+      </w:r>
+    </w:p>
+    <w:p>
+      <w:pPr>
+        <w:spacing w:beforeLines="20" w:before="48" w:afterLines="20" w:after="48" w:line="240" w:lineRule="auto"/>
+        <w:jc w:val="both"/>
+      </w:pPr>
+      <w:r>
+        <w:t xml:space="preserve">Python: </w:t>
       </w:r>
       <w:r>
         <w:t xml:space="preserve">ales in acest context datorita </w:t>
       </w:r>
-      <w:proofErr w:type="spellStart"/>
-      <w:r>
-        <w:t>flexibilitatii</w:t>
-      </w:r>
-      <w:proofErr w:type="spellEnd"/>
-      <w:r>
-        <w:t xml:space="preserve"> cu o multitudine de biblioteci</w:t>
-      </w:r>
-      <w:r>
-        <w:t xml:space="preserve"> </w:t>
-      </w:r>
-    </w:p>
-    <w:p>
-      <w:pPr>
-        <w:spacing w:beforeLines="20" w:before="48" w:afterLines="20" w:after="48" w:line="240" w:lineRule="auto"/>
-        <w:jc w:val="both"/>
-      </w:pPr>
-      <w:proofErr w:type="spellStart"/>
-      <w:r>
-        <w:t>Solidity</w:t>
-      </w:r>
-      <w:proofErr w:type="spellEnd"/>
-      <w:r>
-        <w:t xml:space="preserve">: </w:t>
+      <w:r>
+        <w:t>flexibilitatii cu o multitudine de biblioteci</w:t>
+      </w:r>
+      <w:r>
+        <w:t xml:space="preserve"> </w:t>
+      </w:r>
+    </w:p>
+    <w:p>
+      <w:pPr>
+        <w:spacing w:beforeLines="20" w:before="48" w:afterLines="20" w:after="48" w:line="240" w:lineRule="auto"/>
+        <w:jc w:val="both"/>
+      </w:pPr>
+      <w:r>
+        <w:t xml:space="preserve">Solidity: </w:t>
       </w:r>
       <w:r>
         <w:t>este</w:t>
@@ -611,13 +554,8 @@
         <w:t xml:space="preserve"> un limbaj orientat pe obiect </w:t>
       </w:r>
       <w:r>
-        <w:t xml:space="preserve">care </w:t>
-      </w:r>
-      <w:proofErr w:type="spellStart"/>
-      <w:r>
-        <w:t>contine</w:t>
-      </w:r>
-      <w:proofErr w:type="spellEnd"/>
+        <w:t>care contine</w:t>
+      </w:r>
       <w:r>
         <w:t xml:space="preserve"> </w:t>
       </w:r>
@@ -627,14 +565,12 @@
       <w:r>
         <w:t xml:space="preserve">au </w:t>
       </w:r>
-      <w:proofErr w:type="spellStart"/>
       <w:r>
         <w:t>fac</w:t>
       </w:r>
       <w:r>
         <w:t>ut</w:t>
       </w:r>
-      <w:proofErr w:type="spellEnd"/>
       <w:r>
         <w:t xml:space="preserve"> modelarea contractului una intuitiv</w:t>
       </w:r>
@@ -653,37 +589,8 @@
           <w:color w:val="E7E6E6" w:themeColor="background2"/>
         </w:rPr>
       </w:pPr>
-      <w:proofErr w:type="spellStart"/>
-      <w:r>
-        <w:t>Ganache</w:t>
-      </w:r>
-      <w:proofErr w:type="spellEnd"/>
-      <w:r>
-        <w:t xml:space="preserve">: </w:t>
-      </w:r>
-      <w:proofErr w:type="spellStart"/>
-      <w:r>
-        <w:t>aplicatie</w:t>
-      </w:r>
-      <w:proofErr w:type="spellEnd"/>
-      <w:r>
-        <w:t xml:space="preserve"> ce </w:t>
-      </w:r>
-      <w:proofErr w:type="spellStart"/>
-      <w:r>
-        <w:t>simuleaza</w:t>
-      </w:r>
-      <w:proofErr w:type="spellEnd"/>
-      <w:r>
-        <w:t xml:space="preserve"> un </w:t>
-      </w:r>
-      <w:proofErr w:type="spellStart"/>
-      <w:r>
-        <w:t>blockchain</w:t>
-      </w:r>
-      <w:proofErr w:type="spellEnd"/>
-      <w:r>
-        <w:t xml:space="preserve"> </w:t>
+      <w:r>
+        <w:t xml:space="preserve">Ganache: aplicatie ce simuleaza un blockchain </w:t>
       </w:r>
       <w:r>
         <w:t xml:space="preserve">local </w:t>
@@ -703,16 +610,8 @@
       <w:r>
         <w:t xml:space="preserve"> inteligente</w:t>
       </w:r>
-      <w:commentRangeStart w:id="0"/>
       <w:r>
         <w:t xml:space="preserve">  </w:t>
-      </w:r>
-      <w:commentRangeEnd w:id="0"/>
-      <w:r>
-        <w:rPr>
-          <w:rStyle w:val="CommentReference"/>
-        </w:rPr>
-        <w:commentReference w:id="0"/>
       </w:r>
       <w:r>
         <w:rPr>
@@ -736,15 +635,7 @@
         <w:jc w:val="both"/>
       </w:pPr>
       <w:r>
-        <w:t xml:space="preserve">Arhitectura este una de tip 3 </w:t>
-      </w:r>
-      <w:proofErr w:type="spellStart"/>
-      <w:r>
-        <w:t>tier</w:t>
-      </w:r>
-      <w:proofErr w:type="spellEnd"/>
-      <w:r>
-        <w:t>, unde</w:t>
+        <w:t>Arhitectura este una de tip 3 tier, unde</w:t>
       </w:r>
     </w:p>
     <w:p>
@@ -774,61 +665,19 @@
         <w:t>n</w:t>
       </w:r>
       <w:r>
-        <w:t xml:space="preserve"> cine are acces la cererile de modificare si cine poate doar sa </w:t>
-      </w:r>
-      <w:proofErr w:type="spellStart"/>
-      <w:r>
-        <w:t>vada</w:t>
-      </w:r>
-      <w:proofErr w:type="spellEnd"/>
-      <w:r>
-        <w:t xml:space="preserve"> datele </w:t>
-      </w:r>
-      <w:proofErr w:type="spellStart"/>
-      <w:r>
-        <w:t>masinii</w:t>
-      </w:r>
-      <w:proofErr w:type="spellEnd"/>
-      <w:r>
-        <w:t xml:space="preserve">, </w:t>
-      </w:r>
-      <w:proofErr w:type="spellStart"/>
-      <w:r>
-        <w:t>totodata</w:t>
-      </w:r>
-      <w:proofErr w:type="spellEnd"/>
-      <w:r>
-        <w:t xml:space="preserve"> aici sunt implementate si </w:t>
-      </w:r>
-      <w:proofErr w:type="spellStart"/>
-      <w:r>
-        <w:t>cateva</w:t>
-      </w:r>
-      <w:proofErr w:type="spellEnd"/>
-      <w:r>
-        <w:t xml:space="preserve"> caracteristici </w:t>
-      </w:r>
-      <w:proofErr w:type="spellStart"/>
-      <w:r>
-        <w:t>responsive</w:t>
-      </w:r>
-      <w:proofErr w:type="spellEnd"/>
-    </w:p>
-    <w:p>
-      <w:pPr>
-        <w:spacing w:beforeLines="20" w:before="48" w:afterLines="20" w:after="48" w:line="240" w:lineRule="auto"/>
-        <w:jc w:val="both"/>
-      </w:pPr>
-      <w:r>
-        <w:t xml:space="preserve">Nivelul </w:t>
-      </w:r>
-      <w:proofErr w:type="spellStart"/>
-      <w:r>
-        <w:t>aplicatie</w:t>
-      </w:r>
-      <w:proofErr w:type="spellEnd"/>
-      <w:r>
-        <w:t>:</w:t>
+        <w:t xml:space="preserve"> cine are acces la cererile de modificare si cine poate doar sa vada datele masinii</w:t>
+      </w:r>
+      <w:r>
+        <w:t>, totodata aici sunt implementate si cateva caracteristici responsive</w:t>
+      </w:r>
+    </w:p>
+    <w:p>
+      <w:pPr>
+        <w:spacing w:beforeLines="20" w:before="48" w:afterLines="20" w:after="48" w:line="240" w:lineRule="auto"/>
+        <w:jc w:val="both"/>
+      </w:pPr>
+      <w:r>
+        <w:t>Nivelul aplicatie:</w:t>
       </w:r>
     </w:p>
     <w:p>
@@ -842,29 +691,16 @@
         <w:jc w:val="both"/>
       </w:pPr>
       <w:r>
-        <w:t xml:space="preserve">conturat de </w:t>
-      </w:r>
-      <w:proofErr w:type="spellStart"/>
-      <w:r>
-        <w:t>flask</w:t>
-      </w:r>
-      <w:proofErr w:type="spellEnd"/>
-      <w:r>
-        <w:t xml:space="preserve"> </w:t>
+        <w:t xml:space="preserve">conturat de flask </w:t>
       </w:r>
       <w:r>
         <w:t xml:space="preserve">care </w:t>
       </w:r>
-      <w:proofErr w:type="spellStart"/>
       <w:r>
         <w:t>fa</w:t>
       </w:r>
       <w:r>
-        <w:t>ciliteaza</w:t>
-      </w:r>
-      <w:proofErr w:type="spellEnd"/>
-      <w:r>
-        <w:t xml:space="preserve"> </w:t>
+        <w:t xml:space="preserve">ciliteaza </w:t>
       </w:r>
       <w:r>
         <w:t>comunicarea cu stratul de prezentare prin cereri HTTP</w:t>
@@ -925,60 +761,24 @@
       <w:r>
         <w:t xml:space="preserve">Nivelul date: - </w:t>
       </w:r>
-      <w:proofErr w:type="spellStart"/>
       <w:r>
         <w:t>contine</w:t>
       </w:r>
-      <w:proofErr w:type="spellEnd"/>
-      <w:r>
-        <w:t xml:space="preserve"> </w:t>
-      </w:r>
-      <w:r>
-        <w:t>persistenta datelor –</w:t>
-      </w:r>
-      <w:proofErr w:type="spellStart"/>
-      <w:r>
-        <w:t>intr-o</w:t>
-      </w:r>
-      <w:proofErr w:type="spellEnd"/>
-      <w:r>
-        <w:t xml:space="preserve"> tabela </w:t>
-      </w:r>
-      <w:proofErr w:type="spellStart"/>
-      <w:r>
-        <w:t>SQL</w:t>
+      <w:r>
+        <w:t xml:space="preserve"> </w:t>
+      </w:r>
+      <w:r>
+        <w:t>persistenta datelor –intr-o tabela SQL</w:t>
       </w:r>
       <w:r>
         <w:t>ite</w:t>
       </w:r>
-      <w:proofErr w:type="spellEnd"/>
-      <w:r>
-        <w:t xml:space="preserve"> sunt datele utilizatorilor iar </w:t>
-      </w:r>
-      <w:proofErr w:type="spellStart"/>
-      <w:r>
-        <w:t>informatiile</w:t>
-      </w:r>
-      <w:proofErr w:type="spellEnd"/>
-      <w:r>
-        <w:t xml:space="preserve"> </w:t>
-      </w:r>
-      <w:proofErr w:type="spellStart"/>
-      <w:r>
-        <w:t>masinilor</w:t>
-      </w:r>
-      <w:proofErr w:type="spellEnd"/>
-      <w:r>
-        <w:t xml:space="preserve"> sunt in </w:t>
-      </w:r>
-      <w:proofErr w:type="spellStart"/>
-      <w:r>
-        <w:t>blockchain</w:t>
+      <w:r>
+        <w:t xml:space="preserve"> sunt datele utilizatorilor iar informatiile masinilor sunt in blockchain</w:t>
       </w:r>
       <w:r>
         <w:t>ul</w:t>
       </w:r>
-      <w:proofErr w:type="spellEnd"/>
       <w:r>
         <w:t xml:space="preserve"> care expune metode de </w:t>
       </w:r>
@@ -986,31 +786,7 @@
         <w:t>gestionare</w:t>
       </w:r>
       <w:r>
-        <w:t xml:space="preserve"> printr-un </w:t>
-      </w:r>
-      <w:proofErr w:type="spellStart"/>
-      <w:r>
-        <w:t>Remote</w:t>
-      </w:r>
-      <w:proofErr w:type="spellEnd"/>
-      <w:r>
-        <w:t xml:space="preserve"> </w:t>
-      </w:r>
-      <w:proofErr w:type="spellStart"/>
-      <w:r>
-        <w:t>Procedure</w:t>
-      </w:r>
-      <w:proofErr w:type="spellEnd"/>
-      <w:r>
-        <w:t xml:space="preserve"> </w:t>
-      </w:r>
-      <w:proofErr w:type="spellStart"/>
-      <w:r>
-        <w:t>Call</w:t>
-      </w:r>
-      <w:proofErr w:type="spellEnd"/>
-      <w:r>
-        <w:t>.</w:t>
+        <w:t xml:space="preserve"> printr-un Remote Procedure Call.</w:t>
       </w:r>
     </w:p>
     <w:p>
@@ -1027,13 +803,8 @@
         <w:spacing w:beforeLines="20" w:before="48" w:afterLines="20" w:after="48" w:line="240" w:lineRule="auto"/>
         <w:jc w:val="both"/>
       </w:pPr>
-      <w:proofErr w:type="spellStart"/>
-      <w:r>
-        <w:t>Interfata</w:t>
-      </w:r>
-      <w:proofErr w:type="spellEnd"/>
-      <w:r>
-        <w:t xml:space="preserve"> </w:t>
+      <w:r>
+        <w:t xml:space="preserve">Interfata </w:t>
       </w:r>
       <w:r>
         <w:t xml:space="preserve">este </w:t>
@@ -1065,57 +836,20 @@
       <w:r>
         <w:t xml:space="preserve">poate </w:t>
       </w:r>
-      <w:proofErr w:type="spellStart"/>
-      <w:r>
-        <w:t>cauta</w:t>
-      </w:r>
-      <w:proofErr w:type="spellEnd"/>
-      <w:r>
-        <w:t xml:space="preserve"> </w:t>
-      </w:r>
-      <w:r>
-        <w:t xml:space="preserve">o </w:t>
-      </w:r>
-      <w:proofErr w:type="spellStart"/>
-      <w:r>
-        <w:t>masina</w:t>
-      </w:r>
-      <w:proofErr w:type="spellEnd"/>
-      <w:r>
-        <w:t xml:space="preserve"> </w:t>
+      <w:r>
+        <w:t xml:space="preserve">cauta </w:t>
+      </w:r>
+      <w:r>
+        <w:t xml:space="preserve">o masina </w:t>
       </w:r>
       <w:r>
         <w:t>folosind</w:t>
       </w:r>
       <w:r>
-        <w:t xml:space="preserve"> </w:t>
-      </w:r>
-      <w:proofErr w:type="spellStart"/>
-      <w:r>
-        <w:t>numarul</w:t>
-      </w:r>
-      <w:proofErr w:type="spellEnd"/>
-      <w:r>
-        <w:t xml:space="preserve"> de </w:t>
-      </w:r>
-      <w:proofErr w:type="spellStart"/>
-      <w:r>
-        <w:t>sasiu</w:t>
-      </w:r>
-      <w:proofErr w:type="spellEnd"/>
-      <w:r>
-        <w:t xml:space="preserve"> ca mai apoi sa vizualizeze</w:t>
-      </w:r>
-      <w:r>
-        <w:t xml:space="preserve"> </w:t>
-      </w:r>
-      <w:proofErr w:type="spellStart"/>
-      <w:r>
-        <w:t>informatia</w:t>
-      </w:r>
-      <w:proofErr w:type="spellEnd"/>
-      <w:r>
-        <w:t xml:space="preserve"> </w:t>
+        <w:t xml:space="preserve"> numarul de sasiu ca mai apoi sa vizualizeze</w:t>
+      </w:r>
+      <w:r>
+        <w:t xml:space="preserve"> informatia </w:t>
       </w:r>
       <w:r>
         <w:t>vehiculului daca ace</w:t>
@@ -1124,13 +858,8 @@
         <w:t>a</w:t>
       </w:r>
       <w:r>
-        <w:t xml:space="preserve">sta exista pe </w:t>
-      </w:r>
-      <w:proofErr w:type="spellStart"/>
-      <w:r>
-        <w:t>blockchain</w:t>
-      </w:r>
-      <w:proofErr w:type="spellEnd"/>
+        <w:t>sta exista pe blockchain</w:t>
+      </w:r>
       <w:r>
         <w:t>. Celela</w:t>
       </w:r>
@@ -1138,23 +867,10 @@
         <w:t>l</w:t>
       </w:r>
       <w:r>
-        <w:t xml:space="preserve">te 2 tipuri sunt utilizatori </w:t>
-      </w:r>
-      <w:proofErr w:type="spellStart"/>
-      <w:r>
-        <w:t>autentificati</w:t>
-      </w:r>
-      <w:proofErr w:type="spellEnd"/>
-      <w:r>
-        <w:t xml:space="preserve"> </w:t>
-      </w:r>
-      <w:proofErr w:type="spellStart"/>
-      <w:r>
-        <w:t>formati</w:t>
-      </w:r>
-      <w:proofErr w:type="spellEnd"/>
-      <w:r>
-        <w:t xml:space="preserve"> din:</w:t>
+        <w:t>te 2 tipuri sunt utilizatori autentificati</w:t>
+      </w:r>
+      <w:r>
+        <w:t xml:space="preserve"> formati din:</w:t>
       </w:r>
     </w:p>
     <w:p>
@@ -1171,35 +887,10 @@
         <w:t>C</w:t>
       </w:r>
       <w:r>
-        <w:t xml:space="preserve">olaboratorii care ar trebui sa </w:t>
-      </w:r>
-      <w:proofErr w:type="spellStart"/>
-      <w:r>
-        <w:t>isi</w:t>
-      </w:r>
-      <w:proofErr w:type="spellEnd"/>
-      <w:r>
-        <w:t xml:space="preserve"> dea acordul sa nu modifice fraudulos datele </w:t>
-      </w:r>
-      <w:proofErr w:type="spellStart"/>
-      <w:r>
-        <w:t>masinilor</w:t>
-      </w:r>
-      <w:proofErr w:type="spellEnd"/>
-      <w:r>
-        <w:t xml:space="preserve"> in </w:t>
-      </w:r>
-      <w:proofErr w:type="spellStart"/>
-      <w:r>
-        <w:t>consecinta</w:t>
-      </w:r>
-      <w:proofErr w:type="spellEnd"/>
-      <w:r>
-        <w:t xml:space="preserve"> unor </w:t>
-      </w:r>
-      <w:proofErr w:type="spellStart"/>
-      <w:r>
-        <w:t>sa</w:t>
+        <w:t>olaboratorii care ar trebui sa isi dea acordul sa nu modifice fraudulos datele masinilor</w:t>
+      </w:r>
+      <w:r>
+        <w:t xml:space="preserve"> in consecinta unor sa</w:t>
       </w:r>
       <w:r>
         <w:t>n</w:t>
@@ -1207,7 +898,6 @@
       <w:r>
         <w:t>ctiuni</w:t>
       </w:r>
-      <w:proofErr w:type="spellEnd"/>
     </w:p>
     <w:p>
       <w:pPr>
@@ -1226,13 +916,8 @@
         <w:t xml:space="preserve">Si </w:t>
       </w:r>
       <w:r>
-        <w:t xml:space="preserve">manageri de utilizator care ar trebui sa ii </w:t>
-      </w:r>
-      <w:proofErr w:type="spellStart"/>
-      <w:r>
-        <w:t>opreasca</w:t>
-      </w:r>
-      <w:proofErr w:type="spellEnd"/>
+        <w:t>manageri de utilizator care ar trebui sa ii opreasca</w:t>
+      </w:r>
       <w:r>
         <w:t xml:space="preserve"> pe colaboratori </w:t>
       </w:r>
@@ -1262,83 +947,31 @@
         <w:jc w:val="both"/>
       </w:pPr>
       <w:r>
-        <w:t xml:space="preserve">Nivelul </w:t>
-      </w:r>
-      <w:proofErr w:type="spellStart"/>
-      <w:r>
-        <w:t>aplicatie</w:t>
-      </w:r>
-      <w:proofErr w:type="spellEnd"/>
-      <w:r>
-        <w:t xml:space="preserve"> este separat la </w:t>
-      </w:r>
-      <w:proofErr w:type="spellStart"/>
-      <w:r>
-        <w:t>randul</w:t>
-      </w:r>
-      <w:proofErr w:type="spellEnd"/>
-      <w:r>
-        <w:t xml:space="preserve"> sau in module cu scopuri diferite unde:</w:t>
-      </w:r>
-    </w:p>
-    <w:p>
-      <w:pPr>
-        <w:spacing w:beforeLines="20" w:before="48" w:afterLines="20" w:after="48" w:line="240" w:lineRule="auto"/>
-        <w:jc w:val="both"/>
-      </w:pPr>
-      <w:proofErr w:type="spellStart"/>
-      <w:r>
-        <w:t>Api</w:t>
-      </w:r>
-      <w:proofErr w:type="spellEnd"/>
-      <w:r>
-        <w:t xml:space="preserve"> gateway: </w:t>
-      </w:r>
-      <w:proofErr w:type="spellStart"/>
+        <w:t>Nivelul aplicatie este separat la randul sau in module cu scopuri diferite unde:</w:t>
+      </w:r>
+    </w:p>
+    <w:p>
+      <w:pPr>
+        <w:spacing w:beforeLines="20" w:before="48" w:afterLines="20" w:after="48" w:line="240" w:lineRule="auto"/>
+        <w:jc w:val="both"/>
+      </w:pPr>
+      <w:r>
+        <w:t xml:space="preserve">Api gateway: </w:t>
+      </w:r>
       <w:r>
         <w:t>ofera</w:t>
       </w:r>
-      <w:proofErr w:type="spellEnd"/>
-      <w:r>
-        <w:t xml:space="preserve"> </w:t>
-      </w:r>
-      <w:proofErr w:type="spellStart"/>
-      <w:r>
-        <w:t>endpointuri</w:t>
-      </w:r>
-      <w:proofErr w:type="spellEnd"/>
-      <w:r>
-        <w:t xml:space="preserve"> prin care un client </w:t>
-      </w:r>
-      <w:proofErr w:type="spellStart"/>
-      <w:r>
-        <w:t>realizeaza</w:t>
-      </w:r>
-      <w:proofErr w:type="spellEnd"/>
-      <w:r>
-        <w:t xml:space="preserve"> </w:t>
-      </w:r>
-      <w:proofErr w:type="spellStart"/>
-      <w:r>
-        <w:t>functiile</w:t>
-      </w:r>
-      <w:proofErr w:type="spellEnd"/>
-      <w:r>
-        <w:t xml:space="preserve"> dorite</w:t>
-      </w:r>
-    </w:p>
-    <w:p>
-      <w:pPr>
-        <w:spacing w:beforeLines="20" w:before="48" w:afterLines="20" w:after="48" w:line="240" w:lineRule="auto"/>
-        <w:jc w:val="both"/>
-      </w:pPr>
-      <w:proofErr w:type="spellStart"/>
-      <w:r>
-        <w:t>User</w:t>
-      </w:r>
-      <w:proofErr w:type="spellEnd"/>
-      <w:r>
-        <w:t xml:space="preserve">:- </w:t>
+      <w:r>
+        <w:t xml:space="preserve"> endpointuri prin care un client realizeaza functiile dorite</w:t>
+      </w:r>
+    </w:p>
+    <w:p>
+      <w:pPr>
+        <w:spacing w:beforeLines="20" w:before="48" w:afterLines="20" w:after="48" w:line="240" w:lineRule="auto"/>
+        <w:jc w:val="both"/>
+      </w:pPr>
+      <w:r>
+        <w:t xml:space="preserve">User:- </w:t>
       </w:r>
       <w:r>
         <w:t xml:space="preserve">are o </w:t>
@@ -1352,73 +985,38 @@
       <w:r>
         <w:t xml:space="preserve"> </w:t>
       </w:r>
-      <w:proofErr w:type="spellStart"/>
       <w:r>
         <w:t>username</w:t>
       </w:r>
-      <w:proofErr w:type="spellEnd"/>
       <w:r>
         <w:t xml:space="preserve"> si parola</w:t>
       </w:r>
       <w:r>
         <w:t xml:space="preserve"> si </w:t>
       </w:r>
-      <w:proofErr w:type="spellStart"/>
       <w:r>
         <w:t>delogare</w:t>
       </w:r>
-      <w:proofErr w:type="spellEnd"/>
-    </w:p>
-    <w:p>
-      <w:pPr>
-        <w:spacing w:beforeLines="20" w:before="48" w:afterLines="20" w:after="48" w:line="240" w:lineRule="auto"/>
-        <w:jc w:val="both"/>
-      </w:pPr>
-      <w:proofErr w:type="spellStart"/>
-      <w:r>
-        <w:t>Security</w:t>
-      </w:r>
-      <w:proofErr w:type="spellEnd"/>
-      <w:r>
-        <w:t xml:space="preserve">: </w:t>
-      </w:r>
-      <w:proofErr w:type="spellStart"/>
-      <w:r>
-        <w:t>contine</w:t>
-      </w:r>
-      <w:proofErr w:type="spellEnd"/>
-      <w:r>
-        <w:t xml:space="preserve"> o autorizare prin JWT, </w:t>
-      </w:r>
-      <w:proofErr w:type="spellStart"/>
-      <w:r>
-        <w:t>optiune</w:t>
-      </w:r>
-      <w:proofErr w:type="spellEnd"/>
-      <w:r>
-        <w:t xml:space="preserve"> aleasa pentru a reduce complexitatea contractului</w:t>
-      </w:r>
-    </w:p>
-    <w:p>
-      <w:pPr>
-        <w:spacing w:beforeLines="20" w:before="48" w:afterLines="20" w:after="48" w:line="240" w:lineRule="auto"/>
-        <w:jc w:val="both"/>
-      </w:pPr>
-      <w:proofErr w:type="spellStart"/>
-      <w:r>
-        <w:t>Rpc</w:t>
-      </w:r>
-      <w:proofErr w:type="spellEnd"/>
-      <w:r>
-        <w:t xml:space="preserve"> client: </w:t>
-      </w:r>
-      <w:proofErr w:type="spellStart"/>
-      <w:r>
-        <w:t>apeleaza</w:t>
-      </w:r>
-      <w:proofErr w:type="spellEnd"/>
-      <w:r>
-        <w:t xml:space="preserve"> </w:t>
+    </w:p>
+    <w:p>
+      <w:pPr>
+        <w:spacing w:beforeLines="20" w:before="48" w:afterLines="20" w:after="48" w:line="240" w:lineRule="auto"/>
+        <w:jc w:val="both"/>
+      </w:pPr>
+      <w:r>
+        <w:t>Security: contine o autorizare prin JWT, optiune aleasa pentru a reduce complexitatea contractului</w:t>
+      </w:r>
+    </w:p>
+    <w:p>
+      <w:pPr>
+        <w:spacing w:beforeLines="20" w:before="48" w:afterLines="20" w:after="48" w:line="240" w:lineRule="auto"/>
+        <w:jc w:val="both"/>
+      </w:pPr>
+      <w:r>
+        <w:t xml:space="preserve">Rpc client: </w:t>
+      </w:r>
+      <w:r>
+        <w:t xml:space="preserve">apeleaza </w:t>
       </w:r>
       <w:r>
         <w:t>metodel</w:t>
@@ -1433,188 +1031,136 @@
         <w:t>date</w:t>
       </w:r>
       <w:r>
+        <w:t xml:space="preserve"> de ganache</w:t>
+      </w:r>
+      <w:r>
+        <w:t xml:space="preserve"> si </w:t>
+      </w:r>
+      <w:r>
+        <w:t>fa</w:t>
+      </w:r>
+      <w:r>
+        <w:t>c</w:t>
+      </w:r>
+      <w:r>
+        <w:t xml:space="preserve">e </w:t>
+      </w:r>
+      <w:r>
+        <w:t xml:space="preserve"> conversia de date</w:t>
+      </w:r>
+      <w:r>
+        <w:t>. (intre tuplu si JSON)</w:t>
+      </w:r>
+    </w:p>
+    <w:p>
+      <w:pPr>
+        <w:spacing w:beforeLines="20" w:before="48" w:afterLines="20" w:after="48" w:line="240" w:lineRule="auto"/>
+        <w:jc w:val="both"/>
+      </w:pPr>
+      <w:r>
+        <w:t>Classifier: inglobeaza modelul retelelor neuronale</w:t>
+      </w:r>
+    </w:p>
+    <w:p>
+      <w:pPr>
+        <w:spacing w:beforeLines="20" w:before="48" w:afterLines="20" w:after="48" w:line="240" w:lineRule="auto"/>
+        <w:jc w:val="both"/>
+      </w:pPr>
+      <w:r>
+        <w:t>8</w:t>
+      </w:r>
+    </w:p>
+    <w:p>
+      <w:pPr>
+        <w:spacing w:beforeLines="20" w:before="48" w:afterLines="20" w:after="48" w:line="240" w:lineRule="auto"/>
+        <w:jc w:val="both"/>
+      </w:pPr>
+      <w:r>
+        <w:t xml:space="preserve">In </w:t>
+      </w:r>
+      <w:r>
+        <w:t>smart contract</w:t>
+      </w:r>
+      <w:r>
+        <w:t xml:space="preserve"> am f</w:t>
+      </w:r>
+      <w:r>
+        <w:t>olos</w:t>
+      </w:r>
+      <w:r>
+        <w:t>it</w:t>
+      </w:r>
+      <w:r>
+        <w:t xml:space="preserve"> Solidity </w:t>
+      </w:r>
+      <w:r>
+        <w:t xml:space="preserve"> pentru </w:t>
+      </w:r>
+      <w:r>
+        <w:t>a face anumite date imutabile</w:t>
+      </w:r>
+      <w:r>
+        <w:t xml:space="preserve"> prin elimi</w:t>
+      </w:r>
+      <w:r>
+        <w:t>n</w:t>
+      </w:r>
+      <w:r>
+        <w:t xml:space="preserve">area </w:t>
+      </w:r>
+      <w:r>
+        <w:t>funcțiilor</w:t>
+      </w:r>
+      <w:r>
         <w:t xml:space="preserve"> de </w:t>
       </w:r>
-      <w:proofErr w:type="spellStart"/>
-      <w:r>
-        <w:t>ganache</w:t>
-      </w:r>
-      <w:proofErr w:type="spellEnd"/>
+      <w:r>
+        <w:t>ștergere</w:t>
+      </w:r>
+      <w:r>
+        <w:t xml:space="preserve"> si</w:t>
+      </w:r>
+      <w:r>
+        <w:t xml:space="preserve"> </w:t>
+      </w:r>
+      <w:r>
+        <w:t xml:space="preserve">a unor </w:t>
+      </w:r>
+      <w:r>
+        <w:t>funcții</w:t>
+      </w:r>
+      <w:r>
+        <w:t xml:space="preserve"> de actualizare. </w:t>
+      </w:r>
+      <w:r>
+        <w:t>D</w:t>
+      </w:r>
+      <w:r>
+        <w:t xml:space="preserve">atele </w:t>
+      </w:r>
+      <w:r>
+        <w:t xml:space="preserve">care </w:t>
+      </w:r>
+      <w:r>
+        <w:t>odată</w:t>
+      </w:r>
+      <w:r>
+        <w:t xml:space="preserve"> asignate, nu mai po</w:t>
+      </w:r>
+      <w:r>
+        <w:t>t</w:t>
+      </w:r>
+      <w:r>
+        <w:t xml:space="preserve"> fi modificate sunt</w:t>
+      </w:r>
+      <w:r>
+        <w:t xml:space="preserve"> : …., model</w:t>
+      </w:r>
       <w:r>
         <w:t xml:space="preserve"> si </w:t>
       </w:r>
       <w:r>
-        <w:t>fa</w:t>
-      </w:r>
-      <w:r>
-        <w:t>c</w:t>
-      </w:r>
-      <w:r>
-        <w:t xml:space="preserve">e </w:t>
-      </w:r>
-      <w:r>
-        <w:t xml:space="preserve"> conversia de date</w:t>
-      </w:r>
-      <w:r>
-        <w:t xml:space="preserve">. (intre </w:t>
-      </w:r>
-      <w:proofErr w:type="spellStart"/>
-      <w:r>
-        <w:t>tuplu</w:t>
-      </w:r>
-      <w:proofErr w:type="spellEnd"/>
-      <w:r>
-        <w:t xml:space="preserve"> si JSON)</w:t>
-      </w:r>
-    </w:p>
-    <w:p>
-      <w:pPr>
-        <w:spacing w:beforeLines="20" w:before="48" w:afterLines="20" w:after="48" w:line="240" w:lineRule="auto"/>
-        <w:jc w:val="both"/>
-      </w:pPr>
-      <w:proofErr w:type="spellStart"/>
-      <w:r>
-        <w:t>Classifier</w:t>
-      </w:r>
-      <w:proofErr w:type="spellEnd"/>
-      <w:r>
-        <w:t xml:space="preserve">: </w:t>
-      </w:r>
-      <w:proofErr w:type="spellStart"/>
-      <w:r>
-        <w:t>inglobeaza</w:t>
-      </w:r>
-      <w:proofErr w:type="spellEnd"/>
-      <w:r>
-        <w:t xml:space="preserve"> modelul </w:t>
-      </w:r>
-      <w:proofErr w:type="spellStart"/>
-      <w:r>
-        <w:t>retelelor</w:t>
-      </w:r>
-      <w:proofErr w:type="spellEnd"/>
-      <w:r>
-        <w:t xml:space="preserve"> neuronale</w:t>
-      </w:r>
-    </w:p>
-    <w:p>
-      <w:pPr>
-        <w:spacing w:beforeLines="20" w:before="48" w:afterLines="20" w:after="48" w:line="240" w:lineRule="auto"/>
-        <w:jc w:val="both"/>
-      </w:pPr>
-      <w:r>
-        <w:t>8</w:t>
-      </w:r>
-    </w:p>
-    <w:p>
-      <w:pPr>
-        <w:spacing w:beforeLines="20" w:before="48" w:afterLines="20" w:after="48" w:line="240" w:lineRule="auto"/>
-        <w:jc w:val="both"/>
-      </w:pPr>
-      <w:r>
-        <w:t xml:space="preserve">In </w:t>
-      </w:r>
-      <w:proofErr w:type="spellStart"/>
-      <w:r>
-        <w:t>smart</w:t>
-      </w:r>
-      <w:proofErr w:type="spellEnd"/>
-      <w:r>
-        <w:t xml:space="preserve"> contract</w:t>
-      </w:r>
-      <w:r>
-        <w:t xml:space="preserve"> am f</w:t>
-      </w:r>
-      <w:r>
-        <w:t>olos</w:t>
-      </w:r>
-      <w:r>
-        <w:t>it</w:t>
-      </w:r>
-      <w:r>
-        <w:t xml:space="preserve"> </w:t>
-      </w:r>
-      <w:proofErr w:type="spellStart"/>
-      <w:r>
-        <w:t>Solidity</w:t>
-      </w:r>
-      <w:proofErr w:type="spellEnd"/>
-      <w:r>
-        <w:t xml:space="preserve"> </w:t>
-      </w:r>
-      <w:r>
-        <w:t xml:space="preserve"> pentru </w:t>
-      </w:r>
-      <w:r>
-        <w:t>a face anumite date imutabile</w:t>
-      </w:r>
-      <w:r>
-        <w:t xml:space="preserve"> prin elimi</w:t>
-      </w:r>
-      <w:r>
-        <w:t>n</w:t>
-      </w:r>
-      <w:r>
-        <w:t xml:space="preserve">area </w:t>
-      </w:r>
-      <w:r>
-        <w:t>funcțiilor</w:t>
-      </w:r>
-      <w:r>
-        <w:t xml:space="preserve"> de </w:t>
-      </w:r>
-      <w:r>
-        <w:t>ștergere</w:t>
-      </w:r>
-      <w:r>
-        <w:t xml:space="preserve"> si</w:t>
-      </w:r>
-      <w:r>
-        <w:t xml:space="preserve"> </w:t>
-      </w:r>
-      <w:r>
-        <w:t xml:space="preserve">a unor </w:t>
-      </w:r>
-      <w:r>
-        <w:t>funcții</w:t>
-      </w:r>
-      <w:r>
-        <w:t xml:space="preserve"> de actualizare. </w:t>
-      </w:r>
-      <w:r>
-        <w:t>D</w:t>
-      </w:r>
-      <w:r>
-        <w:t xml:space="preserve">atele </w:t>
-      </w:r>
-      <w:r>
-        <w:t xml:space="preserve">care </w:t>
-      </w:r>
-      <w:r>
-        <w:t>odată</w:t>
-      </w:r>
-      <w:r>
-        <w:t xml:space="preserve"> asignate, nu mai po</w:t>
-      </w:r>
-      <w:r>
-        <w:t>t</w:t>
-      </w:r>
-      <w:r>
-        <w:t xml:space="preserve"> fi modificate sunt</w:t>
-      </w:r>
-      <w:r>
-        <w:t xml:space="preserve"> : …., model</w:t>
-      </w:r>
-      <w:r>
-        <w:t xml:space="preserve"> si </w:t>
-      </w:r>
-      <w:proofErr w:type="spellStart"/>
-      <w:r>
-        <w:t>producator</w:t>
-      </w:r>
-      <w:proofErr w:type="spellEnd"/>
-      <w:r>
-        <w:t xml:space="preserve"> iar cele mutabile </w:t>
+        <w:t xml:space="preserve">producator iar cele mutabile </w:t>
       </w:r>
       <w:r>
         <w:t>sunt</w:t>
@@ -1628,113 +1174,34 @@
         <w:spacing w:beforeLines="20" w:before="48" w:afterLines="20" w:after="48" w:line="240" w:lineRule="auto"/>
         <w:jc w:val="both"/>
       </w:pPr>
-      <w:proofErr w:type="spellStart"/>
-      <w:r>
-        <w:t>Odata</w:t>
-      </w:r>
-      <w:proofErr w:type="spellEnd"/>
-      <w:r>
-        <w:t xml:space="preserve"> ce actualizarea unei date mutabile este realizata, o variabila structura de tip </w:t>
-      </w:r>
-      <w:proofErr w:type="spellStart"/>
-      <w:r>
-        <w:t>Modification</w:t>
-      </w:r>
-      <w:proofErr w:type="spellEnd"/>
-      <w:r>
-        <w:t xml:space="preserve"> este </w:t>
-      </w:r>
-      <w:proofErr w:type="spellStart"/>
-      <w:r>
-        <w:t>adaugat</w:t>
+      <w:r>
+        <w:t>Odata ce actualizarea unei date mutabile este realizata, o variabila structura de tip Modification este adaugat</w:t>
       </w:r>
       <w:r>
         <w:t>a</w:t>
       </w:r>
-      <w:proofErr w:type="spellEnd"/>
-      <w:r>
-        <w:t xml:space="preserve"> </w:t>
-      </w:r>
-      <w:proofErr w:type="spellStart"/>
-      <w:r>
-        <w:t>intr</w:t>
-      </w:r>
-      <w:proofErr w:type="spellEnd"/>
-      <w:r>
-        <w:t xml:space="preserve">-un vector care </w:t>
-      </w:r>
-      <w:proofErr w:type="spellStart"/>
-      <w:r>
-        <w:t>reconstruieste</w:t>
-      </w:r>
-      <w:proofErr w:type="spellEnd"/>
-      <w:r>
-        <w:t xml:space="preserve"> </w:t>
-      </w:r>
-      <w:proofErr w:type="spellStart"/>
-      <w:r>
-        <w:t>defapt</w:t>
-      </w:r>
-      <w:proofErr w:type="spellEnd"/>
-      <w:r>
-        <w:t xml:space="preserve"> istoricul </w:t>
-      </w:r>
-      <w:proofErr w:type="spellStart"/>
-      <w:r>
-        <w:t>masinii</w:t>
-      </w:r>
-      <w:proofErr w:type="spellEnd"/>
-      <w:r>
-        <w:t xml:space="preserve">, </w:t>
-      </w:r>
-      <w:proofErr w:type="spellStart"/>
-      <w:r>
-        <w:t>procedandu</w:t>
-      </w:r>
-      <w:proofErr w:type="spellEnd"/>
-      <w:r>
-        <w:t xml:space="preserve">-se la fel si in cazul evenimentelor. </w:t>
-      </w:r>
-      <w:proofErr w:type="spellStart"/>
-      <w:r>
-        <w:t>Asa</w:t>
-      </w:r>
-      <w:proofErr w:type="spellEnd"/>
-      <w:r>
-        <w:t xml:space="preserve"> putem verifica cine si </w:t>
-      </w:r>
-      <w:proofErr w:type="spellStart"/>
-      <w:r>
-        <w:t>cand</w:t>
-      </w:r>
-      <w:proofErr w:type="spellEnd"/>
+      <w:r>
+        <w:t xml:space="preserve"> intr-un vector care reconstruieste defapt istoricul masinii, procedandu-se la fel si in cazul evenimentelor. Asa putem verifica cine si cand a </w:t>
+      </w:r>
+      <w:r>
+        <w:t>facut o schimbare</w:t>
+      </w:r>
       <w:r>
         <w:t xml:space="preserve"> a </w:t>
       </w:r>
-      <w:proofErr w:type="spellStart"/>
-      <w:r>
-        <w:t>facut</w:t>
-      </w:r>
-      <w:proofErr w:type="spellEnd"/>
-      <w:r>
-        <w:t xml:space="preserve"> o schimbare</w:t>
-      </w:r>
-      <w:r>
-        <w:t xml:space="preserve"> a </w:t>
-      </w:r>
       <w:r>
         <w:t>stării</w:t>
       </w:r>
-      <w:commentRangeStart w:id="1"/>
+      <w:commentRangeStart w:id="0"/>
       <w:r>
         <w:t>.</w:t>
       </w:r>
-      <w:commentRangeEnd w:id="1"/>
+      <w:commentRangeEnd w:id="0"/>
       <w:r>
         <w:rPr>
           <w:rStyle w:val="CommentReference"/>
         </w:rPr>
-        <w:commentReference w:id="1"/>
+        <w:commentReference w:id="0"/>
       </w:r>
     </w:p>
     <w:p>
@@ -1751,61 +1218,8 @@
         <w:spacing w:beforeLines="20" w:before="48" w:afterLines="20" w:after="48" w:line="240" w:lineRule="auto"/>
         <w:jc w:val="both"/>
       </w:pPr>
-      <w:proofErr w:type="spellStart"/>
-      <w:r>
-        <w:t>Intr</w:t>
-      </w:r>
-      <w:proofErr w:type="spellEnd"/>
-      <w:r>
-        <w:t xml:space="preserve">-un </w:t>
-      </w:r>
-      <w:proofErr w:type="spellStart"/>
-      <w:r>
-        <w:t>blockchain</w:t>
-      </w:r>
-      <w:proofErr w:type="spellEnd"/>
-      <w:r>
-        <w:t xml:space="preserve">, orice </w:t>
-      </w:r>
-      <w:proofErr w:type="spellStart"/>
-      <w:r>
-        <w:t>actiune</w:t>
-      </w:r>
-      <w:proofErr w:type="spellEnd"/>
-      <w:r>
-        <w:t xml:space="preserve"> depune un efort </w:t>
-      </w:r>
-      <w:proofErr w:type="spellStart"/>
-      <w:r>
-        <w:t>computational</w:t>
-      </w:r>
-      <w:proofErr w:type="spellEnd"/>
-      <w:r>
-        <w:t xml:space="preserve"> </w:t>
-      </w:r>
-      <w:proofErr w:type="spellStart"/>
-      <w:r>
-        <w:t>masurat</w:t>
-      </w:r>
-      <w:proofErr w:type="spellEnd"/>
-      <w:r>
-        <w:t xml:space="preserve"> in gas, deci daca se </w:t>
-      </w:r>
-      <w:proofErr w:type="spellStart"/>
-      <w:r>
-        <w:t>doreste</w:t>
-      </w:r>
-      <w:proofErr w:type="spellEnd"/>
-      <w:r>
-        <w:t xml:space="preserve"> o </w:t>
-      </w:r>
-      <w:proofErr w:type="spellStart"/>
-      <w:r>
-        <w:t>operatie</w:t>
-      </w:r>
-      <w:proofErr w:type="spellEnd"/>
-      <w:r>
-        <w:t xml:space="preserve"> mai complexa, va fi nevoie de mai mult gas.</w:t>
+      <w:r>
+        <w:t>Intr-un blockchain, orice actiune depune un efort computational masurat in gas, deci daca se doreste o operatie mai complexa, va fi nevoie de mai mult gas.</w:t>
       </w:r>
     </w:p>
     <w:p>
@@ -1820,13 +1234,8 @@
         <w:t xml:space="preserve">tabelul </w:t>
       </w:r>
       <w:r>
-        <w:t xml:space="preserve">din dreapta se </w:t>
-      </w:r>
-      <w:proofErr w:type="spellStart"/>
-      <w:r>
-        <w:t>regasesc</w:t>
-      </w:r>
-      <w:proofErr w:type="spellEnd"/>
+        <w:t>din dreapta se regasesc</w:t>
+      </w:r>
       <w:r>
         <w:t xml:space="preserve"> valorile de gas consumate </w:t>
       </w:r>
@@ -1852,13 +1261,8 @@
       <w:r>
         <w:t xml:space="preserve"> de </w:t>
       </w:r>
-      <w:proofErr w:type="spellStart"/>
-      <w:r>
-        <w:t>deploy,adaugare</w:t>
-      </w:r>
-      <w:proofErr w:type="spellEnd"/>
-      <w:r>
-        <w:t xml:space="preserve"> detalii, modificare. Citirea nu a consumat </w:t>
+      <w:r>
+        <w:t xml:space="preserve">deploy,adaugare detalii, modificare. Citirea nu a consumat </w:t>
       </w:r>
       <w:r>
         <w:t>gas</w:t>
@@ -1879,85 +1283,16 @@
         <w:jc w:val="both"/>
       </w:pPr>
       <w:r>
-        <w:t xml:space="preserve">Fiecare unitate de gas are si un </w:t>
-      </w:r>
-      <w:proofErr w:type="spellStart"/>
-      <w:r>
-        <w:t>pret</w:t>
-      </w:r>
-      <w:proofErr w:type="spellEnd"/>
-      <w:r>
-        <w:t xml:space="preserve">, </w:t>
-      </w:r>
-      <w:proofErr w:type="spellStart"/>
-      <w:r>
-        <w:t>masurat</w:t>
-      </w:r>
-      <w:proofErr w:type="spellEnd"/>
-      <w:r>
-        <w:t xml:space="preserve"> in </w:t>
-      </w:r>
-      <w:proofErr w:type="spellStart"/>
-      <w:r>
-        <w:t>wei</w:t>
-      </w:r>
-      <w:proofErr w:type="spellEnd"/>
-      <w:r>
-        <w:t xml:space="preserve">, </w:t>
-      </w:r>
-      <w:proofErr w:type="spellStart"/>
-      <w:r>
-        <w:t>gwei</w:t>
-      </w:r>
-      <w:proofErr w:type="spellEnd"/>
-      <w:r>
-        <w:t xml:space="preserve"> sau </w:t>
-      </w:r>
-      <w:proofErr w:type="spellStart"/>
-      <w:r>
-        <w:t>eth</w:t>
-      </w:r>
-      <w:proofErr w:type="spellEnd"/>
-      <w:r>
-        <w:t xml:space="preserve">. In contextual </w:t>
-      </w:r>
-      <w:proofErr w:type="spellStart"/>
-      <w:r>
-        <w:t>lucrarii</w:t>
-      </w:r>
-      <w:proofErr w:type="spellEnd"/>
-      <w:r>
-        <w:t xml:space="preserve">, am </w:t>
+        <w:t xml:space="preserve">Fiecare unitate de gas are si un pret, masurat in wei, gwei sau eth. In contextual lucrarii, am </w:t>
       </w:r>
       <w:r>
         <w:t>ales</w:t>
       </w:r>
       <w:r>
-        <w:t xml:space="preserve"> un </w:t>
-      </w:r>
-      <w:proofErr w:type="spellStart"/>
-      <w:r>
-        <w:t>pret</w:t>
-      </w:r>
-      <w:proofErr w:type="spellEnd"/>
-      <w:r>
-        <w:t xml:space="preserve"> de 20 </w:t>
-      </w:r>
-      <w:proofErr w:type="spellStart"/>
-      <w:r>
-        <w:t>gwei</w:t>
-      </w:r>
-      <w:proofErr w:type="spellEnd"/>
-      <w:r>
-        <w:t xml:space="preserve"> (valoare care </w:t>
-      </w:r>
-      <w:proofErr w:type="spellStart"/>
-      <w:r>
-        <w:t>simuleaza</w:t>
-      </w:r>
-      <w:proofErr w:type="spellEnd"/>
-      <w:r>
-        <w:t xml:space="preserve"> un </w:t>
+        <w:t xml:space="preserve"> un pret de 20 gwei</w:t>
+      </w:r>
+      <w:r>
+        <w:t xml:space="preserve"> (valoare care simuleaza un </w:t>
       </w:r>
       <w:r>
         <w:t>scenariu</w:t>
@@ -1966,23 +1301,7 @@
         <w:t xml:space="preserve"> apropiat de realitate)</w:t>
       </w:r>
       <w:r>
-        <w:t xml:space="preserve">, care </w:t>
-      </w:r>
-      <w:proofErr w:type="spellStart"/>
-      <w:r>
-        <w:t>impreuna</w:t>
-      </w:r>
-      <w:proofErr w:type="spellEnd"/>
-      <w:r>
-        <w:t xml:space="preserve"> cu gas-</w:t>
-      </w:r>
-      <w:proofErr w:type="spellStart"/>
-      <w:r>
-        <w:t>ul</w:t>
-      </w:r>
-      <w:proofErr w:type="spellEnd"/>
-      <w:r>
-        <w:t xml:space="preserve"> folosit, rezulta valori</w:t>
+        <w:t>, care impreuna cu gas-ul folosit, rezulta valori</w:t>
       </w:r>
       <w:r>
         <w:t>le din ultima coloana</w:t>
@@ -2012,64 +1331,24 @@
         </w:rPr>
       </w:pPr>
       <w:r>
-        <w:t xml:space="preserve">Analiza datelor implica o clasificare </w:t>
-      </w:r>
-      <w:proofErr w:type="spellStart"/>
-      <w:r>
-        <w:t>multi</w:t>
-      </w:r>
-      <w:proofErr w:type="spellEnd"/>
-      <w:r>
-        <w:t xml:space="preserve">-eticheta, </w:t>
-      </w:r>
-      <w:proofErr w:type="spellStart"/>
-      <w:r>
-        <w:t>adica</w:t>
-      </w:r>
-      <w:proofErr w:type="spellEnd"/>
-      <w:r>
-        <w:t xml:space="preserve">, pentru un singur set de date care </w:t>
-      </w:r>
-      <w:proofErr w:type="spellStart"/>
-      <w:r>
-        <w:t>reprezinta</w:t>
-      </w:r>
-      <w:proofErr w:type="spellEnd"/>
-      <w:r>
-        <w:t xml:space="preserve"> </w:t>
-      </w:r>
-      <w:proofErr w:type="spellStart"/>
-      <w:r>
-        <w:t>informatiile</w:t>
-      </w:r>
-      <w:proofErr w:type="spellEnd"/>
-      <w:r>
-        <w:t xml:space="preserve"> unei </w:t>
-      </w:r>
-      <w:proofErr w:type="spellStart"/>
-      <w:r>
-        <w:t>masini</w:t>
-      </w:r>
-      <w:proofErr w:type="spellEnd"/>
-      <w:r>
-        <w:t xml:space="preserve">, pot fi atribuite mai multe </w:t>
+        <w:t xml:space="preserve">Analiza datelor implica o clasificare multi-eticheta, adica, pentru un singur set de date care reprezinta informatiile unei masini, pot fi atribuite mai multe </w:t>
       </w:r>
       <w:r>
         <w:t>clase</w:t>
       </w:r>
-      <w:commentRangeStart w:id="2"/>
+      <w:commentRangeStart w:id="1"/>
       <w:r>
         <w:rPr>
           <w:color w:val="AEAAAA" w:themeColor="background2" w:themeShade="BF"/>
         </w:rPr>
         <w:t>.</w:t>
       </w:r>
-      <w:commentRangeEnd w:id="2"/>
+      <w:commentRangeEnd w:id="1"/>
       <w:r>
         <w:rPr>
           <w:rStyle w:val="CommentReference"/>
         </w:rPr>
-        <w:commentReference w:id="2"/>
+        <w:commentReference w:id="1"/>
       </w:r>
       <w:r>
         <w:rPr>
@@ -2084,47 +1363,10 @@
         <w:jc w:val="both"/>
       </w:pPr>
       <w:r>
-        <w:t xml:space="preserve">Am folosit </w:t>
-      </w:r>
-      <w:proofErr w:type="spellStart"/>
-      <w:r>
-        <w:t>tensorflow</w:t>
-      </w:r>
-      <w:proofErr w:type="spellEnd"/>
-      <w:r>
-        <w:t xml:space="preserve"> pentru 3 </w:t>
-      </w:r>
-      <w:proofErr w:type="spellStart"/>
-      <w:r>
-        <w:t>retele</w:t>
-      </w:r>
-      <w:proofErr w:type="spellEnd"/>
-      <w:r>
-        <w:t xml:space="preserve"> cu diferite inputuri, outputuri si straturi dar care </w:t>
-      </w:r>
-      <w:proofErr w:type="spellStart"/>
-      <w:r>
-        <w:t>impartasesc</w:t>
-      </w:r>
-      <w:proofErr w:type="spellEnd"/>
-      <w:r>
-        <w:t xml:space="preserve"> </w:t>
-      </w:r>
-      <w:proofErr w:type="spellStart"/>
-      <w:r>
-        <w:t>aceleasi</w:t>
-      </w:r>
-      <w:proofErr w:type="spellEnd"/>
-      <w:r>
-        <w:t xml:space="preserve"> </w:t>
-      </w:r>
-      <w:proofErr w:type="spellStart"/>
-      <w:r>
-        <w:t>functii</w:t>
-      </w:r>
-      <w:proofErr w:type="spellEnd"/>
-      <w:r>
-        <w:t xml:space="preserve"> de activare si </w:t>
+        <w:t xml:space="preserve">Am folosit tensorflow pentru 3 retele cu diferite inputuri, outputuri si straturi dar care impartasesc aceleasi </w:t>
+      </w:r>
+      <w:r>
+        <w:t xml:space="preserve">functii de activare si </w:t>
       </w:r>
       <w:r>
         <w:t>metoda</w:t>
@@ -2144,13 +1386,8 @@
         <w:jc w:val="both"/>
       </w:pPr>
       <w:r>
-        <w:t xml:space="preserve">Modelul de antrenare </w:t>
-      </w:r>
-      <w:proofErr w:type="spellStart"/>
-      <w:r>
-        <w:t>contine</w:t>
-      </w:r>
-      <w:proofErr w:type="spellEnd"/>
+        <w:t>Modelul de antrenare contine</w:t>
+      </w:r>
       <w:r>
         <w:rPr>
           <w:lang w:val="en-US"/>
@@ -2188,116 +1425,11 @@
         <w:spacing w:beforeLines="20" w:before="48" w:afterLines="20" w:after="48" w:line="240" w:lineRule="auto"/>
         <w:jc w:val="both"/>
       </w:pPr>
-      <w:proofErr w:type="spellStart"/>
-      <w:r>
-        <w:rPr>
-          <w:lang w:val="en-US"/>
-        </w:rPr>
-        <w:t>Antrenarea</w:t>
-      </w:r>
-      <w:proofErr w:type="spellEnd"/>
-      <w:r>
-        <w:rPr>
-          <w:lang w:val="en-US"/>
-        </w:rPr>
-        <w:t xml:space="preserve"> </w:t>
-      </w:r>
-      <w:proofErr w:type="spellStart"/>
-      <w:r>
-        <w:rPr>
-          <w:lang w:val="en-US"/>
-        </w:rPr>
-        <w:t>efectiva</w:t>
-      </w:r>
-      <w:proofErr w:type="spellEnd"/>
-      <w:r>
-        <w:rPr>
-          <w:lang w:val="en-US"/>
-        </w:rPr>
-        <w:t xml:space="preserve"> se face in 100 de </w:t>
-      </w:r>
-      <w:proofErr w:type="spellStart"/>
-      <w:r>
-        <w:rPr>
-          <w:lang w:val="en-US"/>
-        </w:rPr>
-        <w:t>epoci</w:t>
-      </w:r>
-      <w:proofErr w:type="spellEnd"/>
-      <w:r>
-        <w:rPr>
-          <w:lang w:val="en-US"/>
-        </w:rPr>
-        <w:t xml:space="preserve"> pe </w:t>
-      </w:r>
-      <w:proofErr w:type="spellStart"/>
-      <w:r>
-        <w:rPr>
-          <w:lang w:val="en-US"/>
-        </w:rPr>
-        <w:t>loturi</w:t>
-      </w:r>
-      <w:proofErr w:type="spellEnd"/>
-      <w:r>
-        <w:rPr>
-          <w:lang w:val="en-US"/>
-        </w:rPr>
-        <w:t xml:space="preserve"> de 32 de </w:t>
-      </w:r>
-      <w:proofErr w:type="spellStart"/>
-      <w:r>
-        <w:rPr>
-          <w:lang w:val="en-US"/>
-        </w:rPr>
-        <w:t>instante</w:t>
-      </w:r>
-      <w:proofErr w:type="spellEnd"/>
-      <w:r>
-        <w:rPr>
-          <w:lang w:val="en-US"/>
-        </w:rPr>
-        <w:t xml:space="preserve"> </w:t>
-      </w:r>
-      <w:proofErr w:type="spellStart"/>
-      <w:r>
-        <w:rPr>
-          <w:lang w:val="en-US"/>
-        </w:rPr>
-        <w:t>iar</w:t>
-      </w:r>
-      <w:proofErr w:type="spellEnd"/>
-      <w:r>
-        <w:rPr>
-          <w:lang w:val="en-US"/>
-        </w:rPr>
-        <w:t xml:space="preserve"> </w:t>
-      </w:r>
-      <w:r>
-        <w:t xml:space="preserve">Datele de antrenare sunt generate si simulate </w:t>
-      </w:r>
-      <w:proofErr w:type="spellStart"/>
-      <w:r>
-        <w:t>dupa</w:t>
-      </w:r>
-      <w:proofErr w:type="spellEnd"/>
-      <w:r>
-        <w:t xml:space="preserve"> anumite reguli impuse in </w:t>
-      </w:r>
-      <w:proofErr w:type="spellStart"/>
-      <w:r>
-        <w:t>functie</w:t>
-      </w:r>
-      <w:proofErr w:type="spellEnd"/>
-      <w:r>
-        <w:t xml:space="preserve"> de cererile problemei apoi </w:t>
-      </w:r>
-      <w:proofErr w:type="spellStart"/>
-      <w:r>
-        <w:t>impartite</w:t>
-      </w:r>
-      <w:proofErr w:type="spellEnd"/>
-      <w:r>
-        <w:t xml:space="preserve"> astfel</w:t>
+      <w:r>
+        <w:t xml:space="preserve">Antrenarea efectiva se face in 100 de epoci pe loturi de 32 de instante iar </w:t>
+      </w:r>
+      <w:r>
+        <w:t>Datele de antrenare sunt generate si simulate dupa anumite reguli impuse in functie de cererile problemei apoi impartite astfel</w:t>
       </w:r>
     </w:p>
     <w:p>
@@ -2310,16 +1442,11 @@
         <w:spacing w:beforeLines="20" w:before="48" w:afterLines="20" w:after="48" w:line="240" w:lineRule="auto"/>
         <w:jc w:val="both"/>
       </w:pPr>
-      <w:proofErr w:type="spellStart"/>
       <w:r>
         <w:t>R</w:t>
       </w:r>
       <w:r>
-        <w:t>etele</w:t>
-      </w:r>
-      <w:proofErr w:type="spellEnd"/>
-      <w:r>
-        <w:t xml:space="preserve"> au in componen</w:t>
+        <w:t>etele au in componen</w:t>
       </w:r>
       <w:r>
         <w:t>ță</w:t>
@@ -2331,27 +1458,14 @@
         <w:t>funcția</w:t>
       </w:r>
       <w:r>
-        <w:t xml:space="preserve"> de activare </w:t>
-      </w:r>
-      <w:proofErr w:type="spellStart"/>
-      <w:r>
-        <w:t>relu</w:t>
-      </w:r>
-      <w:proofErr w:type="spellEnd"/>
-      <w:r>
-        <w:t xml:space="preserve">, </w:t>
+        <w:t xml:space="preserve"> de activare relu, </w:t>
       </w:r>
       <w:r>
         <w:t>cea</w:t>
       </w:r>
       <w:r>
-        <w:t xml:space="preserve"> sigmoida si normalizare de tip </w:t>
-      </w:r>
-      <w:proofErr w:type="spellStart"/>
-      <w:r>
-        <w:t>batch</w:t>
-      </w:r>
-      <w:proofErr w:type="spellEnd"/>
+        <w:t xml:space="preserve"> sigmoida si normalizare de tip batch</w:t>
+      </w:r>
     </w:p>
     <w:p>
       <w:pPr>
@@ -2437,40 +1551,16 @@
         <w:t>or</w:t>
       </w:r>
       <w:r>
-        <w:t xml:space="preserve"> </w:t>
-      </w:r>
-      <w:proofErr w:type="spellStart"/>
-      <w:r>
-        <w:t>modificari</w:t>
-      </w:r>
-      <w:proofErr w:type="spellEnd"/>
-      <w:r>
-        <w:t xml:space="preserve"> ale </w:t>
+        <w:t xml:space="preserve"> modificari ale </w:t>
       </w:r>
       <w:r>
         <w:t>odometrului</w:t>
       </w:r>
       <w:r>
-        <w:t xml:space="preserve"> </w:t>
-      </w:r>
-      <w:proofErr w:type="spellStart"/>
-      <w:r>
-        <w:t>avand</w:t>
-      </w:r>
-      <w:proofErr w:type="spellEnd"/>
-      <w:r>
-        <w:t xml:space="preserve"> </w:t>
-      </w:r>
-      <w:r>
-        <w:t xml:space="preserve"> ca date de intrare anul de </w:t>
-      </w:r>
-      <w:proofErr w:type="spellStart"/>
-      <w:r>
-        <w:t>fabricatie</w:t>
-      </w:r>
-      <w:proofErr w:type="spellEnd"/>
-      <w:r>
-        <w:t xml:space="preserve"> si kilometrii totali</w:t>
+        <w:t xml:space="preserve"> avand </w:t>
+      </w:r>
+      <w:r>
+        <w:t xml:space="preserve"> ca date de intrare anul de fabricatie si kilometrii totali</w:t>
       </w:r>
       <w:r>
         <w:t xml:space="preserve"> si are o structura de 2  straturi....</w:t>
@@ -2509,29 +1599,13 @@
         <w:t>:</w:t>
       </w:r>
       <w:r>
-        <w:t xml:space="preserve"> daca </w:t>
-      </w:r>
-      <w:proofErr w:type="spellStart"/>
-      <w:r>
-        <w:t>numarul</w:t>
-      </w:r>
-      <w:proofErr w:type="spellEnd"/>
-      <w:r>
-        <w:t xml:space="preserve"> de kilometrii </w:t>
+        <w:t xml:space="preserve"> daca numarul de kilometrii </w:t>
       </w:r>
       <w:r>
         <w:t>făcuți</w:t>
       </w:r>
       <w:r>
-        <w:t xml:space="preserve"> pe an nu este intre 14 si 20 mii de km atunci </w:t>
-      </w:r>
-      <w:proofErr w:type="spellStart"/>
-      <w:r>
-        <w:t>masina</w:t>
-      </w:r>
-      <w:proofErr w:type="spellEnd"/>
-      <w:r>
-        <w:t xml:space="preserve"> </w:t>
+        <w:t xml:space="preserve"> pe an nu este intre 14 si 20 mii de km atunci masina </w:t>
       </w:r>
       <w:r>
         <w:t xml:space="preserve">posibil sa </w:t>
@@ -2549,15 +1623,7 @@
         <w:t>, si</w:t>
       </w:r>
       <w:r>
-        <w:t xml:space="preserve"> se </w:t>
-      </w:r>
-      <w:proofErr w:type="spellStart"/>
-      <w:r>
-        <w:t>noteaza</w:t>
-      </w:r>
-      <w:proofErr w:type="spellEnd"/>
-      <w:r>
-        <w:t xml:space="preserve"> cu valoarea 1 in coloana dedicata </w:t>
+        <w:t xml:space="preserve"> se noteaza cu valoarea 1 in coloana dedicata </w:t>
       </w:r>
       <w:r>
         <w:t>clasei</w:t>
@@ -2617,15 +1683,7 @@
         <w:jc w:val="both"/>
       </w:pPr>
       <w:r>
-        <w:t xml:space="preserve">Ce-a de-a 2 a </w:t>
-      </w:r>
-      <w:proofErr w:type="spellStart"/>
-      <w:r>
-        <w:t>retea</w:t>
-      </w:r>
-      <w:proofErr w:type="spellEnd"/>
-      <w:r>
-        <w:t xml:space="preserve"> are ca </w:t>
+        <w:t xml:space="preserve">Ce-a de-a 2 a retea are ca </w:t>
       </w:r>
       <w:r>
         <w:t xml:space="preserve">scop verificarea </w:t>
@@ -2634,23 +1692,7 @@
         <w:t>numărului</w:t>
       </w:r>
       <w:r>
-        <w:t xml:space="preserve"> de </w:t>
-      </w:r>
-      <w:proofErr w:type="spellStart"/>
-      <w:r>
-        <w:t>mentenante</w:t>
-      </w:r>
-      <w:proofErr w:type="spellEnd"/>
-      <w:r>
-        <w:t xml:space="preserve"> si </w:t>
-      </w:r>
-      <w:proofErr w:type="spellStart"/>
-      <w:r>
-        <w:t>vanzari</w:t>
-      </w:r>
-      <w:proofErr w:type="spellEnd"/>
-      <w:r>
-        <w:t xml:space="preserve"> </w:t>
+        <w:t xml:space="preserve"> de mentenante si vanzari </w:t>
       </w:r>
       <w:r>
         <w:t xml:space="preserve">pe an </w:t>
@@ -2878,13 +1920,8 @@
       <w:r>
         <w:t xml:space="preserve"> </w:t>
       </w:r>
-      <w:proofErr w:type="spellStart"/>
-      <w:r>
-        <w:t>blockchain</w:t>
-      </w:r>
-      <w:proofErr w:type="spellEnd"/>
-      <w:r>
-        <w:t xml:space="preserve"> </w:t>
+      <w:r>
+        <w:t xml:space="preserve">blockchain </w:t>
       </w:r>
       <w:r>
         <w:t xml:space="preserve">care </w:t>
@@ -2905,15 +1942,7 @@
         <w:t>toric integru</w:t>
       </w:r>
       <w:r>
-        <w:t xml:space="preserve"> este o </w:t>
-      </w:r>
-      <w:proofErr w:type="spellStart"/>
-      <w:r>
-        <w:t>solutie</w:t>
-      </w:r>
-      <w:proofErr w:type="spellEnd"/>
-      <w:r>
-        <w:t xml:space="preserve"> potrivita,</w:t>
+        <w:t xml:space="preserve"> este o solutie potrivita,</w:t>
       </w:r>
       <w:r>
         <w:t xml:space="preserve"> </w:t>
@@ -2973,15 +2002,7 @@
         <w:t xml:space="preserve">, pentru </w:t>
       </w:r>
       <w:r>
-        <w:t xml:space="preserve">o evidenta mai detaliata, se poate folosi un </w:t>
-      </w:r>
-      <w:proofErr w:type="spellStart"/>
-      <w:r>
-        <w:t>ipfs</w:t>
-      </w:r>
-      <w:proofErr w:type="spellEnd"/>
-      <w:r>
-        <w:t xml:space="preserve"> pentru a stoca imagini</w:t>
+        <w:t>o evidenta mai detaliata, se poate folosi un ipfs pentru a stoca imagini</w:t>
       </w:r>
       <w:r>
         <w:t xml:space="preserve"> sau </w:t>
@@ -2993,16 +2014,11 @@
         <w:t>creșterea</w:t>
       </w:r>
       <w:r>
-        <w:t xml:space="preserve"> </w:t>
-      </w:r>
-      <w:proofErr w:type="spellStart"/>
-      <w:r>
-        <w:t>securitat</w:t>
+        <w:t xml:space="preserve"> securitat</w:t>
       </w:r>
       <w:r>
         <w:t>ii</w:t>
       </w:r>
-      <w:proofErr w:type="spellEnd"/>
       <w:r>
         <w:t xml:space="preserve"> </w:t>
       </w:r>
@@ -3052,23 +2068,7 @@
         <w:t>t</w:t>
       </w:r>
       <w:r>
-        <w:t xml:space="preserve">ea sunt </w:t>
-      </w:r>
-      <w:proofErr w:type="spellStart"/>
-      <w:r>
-        <w:t>cateva</w:t>
-      </w:r>
-      <w:proofErr w:type="spellEnd"/>
-      <w:r>
-        <w:t xml:space="preserve"> </w:t>
-      </w:r>
-      <w:proofErr w:type="spellStart"/>
-      <w:r>
-        <w:t>referinte</w:t>
-      </w:r>
-      <w:proofErr w:type="spellEnd"/>
-      <w:r>
-        <w:t xml:space="preserve"> din</w:t>
+        <w:t>ea sunt cateva referinte din</w:t>
       </w:r>
       <w:r>
         <w:t xml:space="preserve"> bibliografia utilizata</w:t>
@@ -3088,57 +2088,26 @@
         <w:spacing w:beforeLines="20" w:before="48" w:afterLines="20" w:after="48" w:line="240" w:lineRule="auto"/>
         <w:jc w:val="both"/>
       </w:pPr>
-      <w:proofErr w:type="spellStart"/>
       <w:r>
         <w:t>M</w:t>
       </w:r>
       <w:r>
         <w:t>ultumesc</w:t>
       </w:r>
-      <w:proofErr w:type="spellEnd"/>
-    </w:p>
-    <w:p>
-      <w:pPr>
-        <w:spacing w:beforeLines="20" w:before="48" w:afterLines="20" w:after="48" w:line="240" w:lineRule="auto"/>
-        <w:jc w:val="both"/>
-      </w:pPr>
-      <w:r>
-        <w:t xml:space="preserve">Rar, </w:t>
-      </w:r>
-      <w:proofErr w:type="spellStart"/>
-      <w:r>
-        <w:t>isctsr,service</w:t>
-      </w:r>
-      <w:proofErr w:type="spellEnd"/>
-      <w:r>
-        <w:t xml:space="preserve">-uri autorizate, politia </w:t>
-      </w:r>
-      <w:proofErr w:type="spellStart"/>
-      <w:r>
-        <w:t>rutiera,scoli</w:t>
-      </w:r>
-      <w:proofErr w:type="spellEnd"/>
-      <w:r>
-        <w:t xml:space="preserve"> de </w:t>
-      </w:r>
-      <w:proofErr w:type="spellStart"/>
-      <w:r>
-        <w:t>soferi,specialisti</w:t>
-      </w:r>
-      <w:proofErr w:type="spellEnd"/>
-      <w:r>
-        <w:t xml:space="preserve"> </w:t>
-      </w:r>
-      <w:proofErr w:type="spellStart"/>
-      <w:r>
-        <w:t>licentiati</w:t>
-      </w:r>
-      <w:proofErr w:type="spellEnd"/>
-      <w:r>
-        <w:t>.</w:t>
+    </w:p>
+    <w:p>
+      <w:pPr>
+        <w:spacing w:beforeLines="20" w:before="48" w:afterLines="20" w:after="48" w:line="240" w:lineRule="auto"/>
+        <w:jc w:val="both"/>
+      </w:pPr>
+      <w:r>
+        <w:t>Rar, isctsr,service-uri autorizate, politia rutiera,scoli de soferi,specialisti licentiati.</w:t>
       </w:r>
     </w:p>
     <w:sectPr>
+      <w:footerReference w:type="even" r:id="rId11"/>
+      <w:footerReference w:type="default" r:id="rId12"/>
+      <w:footerReference w:type="first" r:id="rId13"/>
       <w:pgSz w:w="12240" w:h="15840"/>
       <w:pgMar w:top="900" w:right="1170" w:bottom="1440" w:left="1440" w:header="720" w:footer="720" w:gutter="0"/>
       <w:cols w:space="720"/>
@@ -3149,15 +2118,9 @@
 </file>
 
 <file path=word/comments.xml><?xml version="1.0" encoding="utf-8"?>
-<w:comments xmlns:wpc="http://schemas.microsoft.com/office/word/2010/wordprocessingCanvas" xmlns:cx="http://schemas.microsoft.com/office/drawing/2014/chartex" xmlns:cx1="http://schemas.microsoft.com/office/drawing/2015/9/8/chartex" xmlns:cx2="http://schemas.microsoft.com/office/drawing/2015/10/21/chartex" xmlns:cx3="http://schemas.microsoft.com/office/drawing/2016/5/9/chartex" xmlns:cx4="http://schemas.microsoft.com/office/drawing/2016/5/10/chartex" xmlns:cx5="http://schemas.microsoft.com/office/drawing/2016/5/11/chartex" xmlns:cx6="http://schemas.microsoft.com/office/drawing/2016/5/12/chartex" xmlns:cx7="http://schemas.microsoft.com/office/drawing/2016/5/13/chartex" xmlns:cx8="http://schemas.microsoft.com/office/drawing/2016/5/14/chartex" xmlns:mc="http://schemas.openxmlformats.org/markup-compatibility/2006" xmlns:aink="http://schemas.microsoft.com/office/drawing/2016/ink" xmlns:am3d="http://schemas.microsoft.com/office/drawing/2017/model3d" xmlns:o="urn:schemas-microsoft-com:office:office" xmlns:oel="http://schemas.microsoft.com/office/2019/extlst" xmlns:r="http://schemas.openxmlformats.org/officeDocument/2006/relationships" xmlns:m="http://schemas.openxmlformats.org/officeDocument/2006/math" xmlns:v="urn:schemas-microsoft-com:vml" xmlns:wp14="http://schemas.microsoft.com/office/word/2010/wordprocessingDrawing" xmlns:wp="http://schemas.openxmlformats.org/drawingml/2006/wordprocessingDrawing" xmlns:w10="urn:schemas-microsoft-com:office:word" xmlns:w="http://schemas.openxmlformats.org/wordprocessingml/2006/main" xmlns:w14="http://schemas.microsoft.com/office/word/2010/wordml" xmlns:w15="http://schemas.microsoft.com/office/word/2012/wordml" xmlns:w16cex="http://schemas.microsoft.com/office/word/2018/wordml/cex" xmlns:w16cid="http://schemas.microsoft.com/office/word/2016/wordml/cid" xmlns:w16="http://schemas.microsoft.com/office/word/2018/wordml" xmlns:w16du="http://schemas.microsoft.com/office/word/2023/wordml/word16du" xmlns:w16sdtdh="http://schemas.microsoft.com/office/word/2020/wordml/sdtdatahash" xmlns:w16se="http://schemas.microsoft.com/office/word/2015/wordml/symex" xmlns:wpg="http://schemas.microsoft.com/office/word/2010/wordprocessingGroup" xmlns:wpi="http://schemas.microsoft.com/office/word/2010/wordprocessingInk" xmlns:wne="http://schemas.microsoft.com/office/word/2006/wordml" xmlns:wps="http://schemas.microsoft.com/office/word/2010/wordprocessingShape" mc:Ignorable="w14 w15 w16se w16cid w16 w16cex w16sdtdh w16du wp14">
-  <w:comment w:id="0" w:author="Rareș Matei" w:date="2024-07-05T21:44:00Z" w:initials="RM">
-    <w:p>
-      <w:pPr>
-        <w:spacing w:line="240" w:lineRule="auto"/>
-        <w:rPr>
-          <w:color w:val="E7E6E6" w:themeColor="background2"/>
-        </w:rPr>
-      </w:pPr>
+<w:comments xmlns:wpc="http://schemas.microsoft.com/office/word/2010/wordprocessingCanvas" xmlns:cx="http://schemas.microsoft.com/office/drawing/2014/chartex" xmlns:cx1="http://schemas.microsoft.com/office/drawing/2015/9/8/chartex" xmlns:cx2="http://schemas.microsoft.com/office/drawing/2015/10/21/chartex" xmlns:cx3="http://schemas.microsoft.com/office/drawing/2016/5/9/chartex" xmlns:cx4="http://schemas.microsoft.com/office/drawing/2016/5/10/chartex" xmlns:cx5="http://schemas.microsoft.com/office/drawing/2016/5/11/chartex" xmlns:cx6="http://schemas.microsoft.com/office/drawing/2016/5/12/chartex" xmlns:cx7="http://schemas.microsoft.com/office/drawing/2016/5/13/chartex" xmlns:cx8="http://schemas.microsoft.com/office/drawing/2016/5/14/chartex" xmlns:mc="http://schemas.openxmlformats.org/markup-compatibility/2006" xmlns:aink="http://schemas.microsoft.com/office/drawing/2016/ink" xmlns:am3d="http://schemas.microsoft.com/office/drawing/2017/model3d" xmlns:o="urn:schemas-microsoft-com:office:office" xmlns:oel="http://schemas.microsoft.com/office/2019/extlst" xmlns:r="http://schemas.openxmlformats.org/officeDocument/2006/relationships" xmlns:m="http://schemas.openxmlformats.org/officeDocument/2006/math" xmlns:v="urn:schemas-microsoft-com:vml" xmlns:wp14="http://schemas.microsoft.com/office/word/2010/wordprocessingDrawing" xmlns:wp="http://schemas.openxmlformats.org/drawingml/2006/wordprocessingDrawing" xmlns:w10="urn:schemas-microsoft-com:office:word" xmlns:w="http://schemas.openxmlformats.org/wordprocessingml/2006/main" xmlns:w14="http://schemas.microsoft.com/office/word/2010/wordml" xmlns:w15="http://schemas.microsoft.com/office/word/2012/wordml" xmlns:w16cex="http://schemas.microsoft.com/office/word/2018/wordml/cex" xmlns:w16cid="http://schemas.microsoft.com/office/word/2016/wordml/cid" xmlns:w16="http://schemas.microsoft.com/office/word/2018/wordml" xmlns:w16du="http://schemas.microsoft.com/office/word/2023/wordml/word16du" xmlns:w16sdtdh="http://schemas.microsoft.com/office/word/2020/wordml/sdtdatahash" xmlns:w16sdtfl="http://schemas.microsoft.com/office/word/2024/wordml/sdtformatlock" xmlns:w16se="http://schemas.microsoft.com/office/word/2015/wordml/symex" xmlns:wpg="http://schemas.microsoft.com/office/word/2010/wordprocessingGroup" xmlns:wpi="http://schemas.microsoft.com/office/word/2010/wordprocessingInk" xmlns:wne="http://schemas.microsoft.com/office/word/2006/wordml" xmlns:wps="http://schemas.microsoft.com/office/word/2010/wordprocessingShape" mc:Ignorable="w14 w15 w16se w16cid w16 w16cex w16sdtdh w16sdtfl w16du wp14">
+  <w:comment w:id="0" w:author="Rareș Matei" w:date="2024-07-03T19:33:00Z" w:initials="RM">
+    <w:p>
       <w:r>
         <w:rPr>
           <w:rStyle w:val="CommentReference"/>
@@ -3165,192 +2128,53 @@
         <w:annotationRef/>
       </w:r>
       <w:r>
-        <w:t xml:space="preserve">acesta vine cu o </w:t>
-      </w:r>
-      <w:proofErr w:type="spellStart"/>
-      <w:r>
-        <w:t>interfata</w:t>
-      </w:r>
-      <w:proofErr w:type="spellEnd"/>
-      <w:r>
-        <w:t xml:space="preserve"> grafica care ajuta in verificarea si vizualizarea </w:t>
-      </w:r>
-      <w:proofErr w:type="spellStart"/>
-      <w:r>
-        <w:t>tranzactiilor</w:t>
-      </w:r>
-      <w:proofErr w:type="spellEnd"/>
-    </w:p>
-    <w:p>
-      <w:pPr>
-        <w:pStyle w:val="CommentText"/>
-      </w:pPr>
-    </w:p>
-  </w:comment>
-  <w:comment w:id="1" w:author="Rareș Matei" w:date="2024-07-03T19:33:00Z" w:initials="RM">
-    <w:p>
-      <w:r>
         <w:rPr>
           <w:rStyle w:val="CommentReference"/>
         </w:rPr>
         <w:annotationRef/>
       </w:r>
       <w:r>
+        <w:t>Contractul, odata lansat pe blockchain nu mai poate fi alterat, decat daca trece din nou prin procesul de deploy de mai sus.</w:t>
+      </w:r>
+    </w:p>
+    <w:p>
+      <w:r>
+        <w:t>(in cazurile extreme, in care se schimba seria de sasiu, masina actuala are un camp prin care putem identifica noile informatii)</w:t>
+      </w:r>
+    </w:p>
+    <w:p>
+      <w:pPr>
+        <w:pStyle w:val="CommentText"/>
+      </w:pPr>
+      <w:r>
+        <w:t>(exista event emitter...)</w:t>
+      </w:r>
+    </w:p>
+  </w:comment>
+  <w:comment w:id="1" w:author="Rareș Matei" w:date="2024-07-03T19:36:00Z" w:initials="RM">
+    <w:p>
+      <w:pPr>
+        <w:rPr>
+          <w:color w:val="AEAAAA" w:themeColor="background2" w:themeShade="BF"/>
+        </w:rPr>
+      </w:pPr>
+      <w:r>
         <w:rPr>
           <w:rStyle w:val="CommentReference"/>
         </w:rPr>
         <w:annotationRef/>
       </w:r>
       <w:r>
-        <w:t xml:space="preserve">Contractul, </w:t>
-      </w:r>
-      <w:proofErr w:type="spellStart"/>
-      <w:r>
-        <w:t>odata</w:t>
-      </w:r>
-      <w:proofErr w:type="spellEnd"/>
-      <w:r>
-        <w:t xml:space="preserve"> lansat pe </w:t>
-      </w:r>
-      <w:proofErr w:type="spellStart"/>
-      <w:r>
-        <w:t>blockchain</w:t>
-      </w:r>
-      <w:proofErr w:type="spellEnd"/>
-      <w:r>
-        <w:t xml:space="preserve"> nu mai poate fi alterat, </w:t>
-      </w:r>
-      <w:proofErr w:type="spellStart"/>
-      <w:r>
-        <w:t>decat</w:t>
-      </w:r>
-      <w:proofErr w:type="spellEnd"/>
-      <w:r>
-        <w:t xml:space="preserve"> daca trece din nou prin procesul de </w:t>
-      </w:r>
-      <w:proofErr w:type="spellStart"/>
-      <w:r>
-        <w:t>deploy</w:t>
-      </w:r>
-      <w:proofErr w:type="spellEnd"/>
-      <w:r>
-        <w:t xml:space="preserve"> de mai sus.</w:t>
-      </w:r>
-    </w:p>
-    <w:p>
-      <w:r>
-        <w:t xml:space="preserve">(in cazurile extreme, in care se schimba seria de </w:t>
-      </w:r>
-      <w:proofErr w:type="spellStart"/>
-      <w:r>
-        <w:t>sasiu</w:t>
-      </w:r>
-      <w:proofErr w:type="spellEnd"/>
-      <w:r>
-        <w:t xml:space="preserve">, </w:t>
-      </w:r>
-      <w:proofErr w:type="spellStart"/>
-      <w:r>
-        <w:t>masina</w:t>
-      </w:r>
-      <w:proofErr w:type="spellEnd"/>
-      <w:r>
-        <w:t xml:space="preserve"> actuala are un </w:t>
-      </w:r>
-      <w:proofErr w:type="spellStart"/>
-      <w:r>
-        <w:t>camp</w:t>
-      </w:r>
-      <w:proofErr w:type="spellEnd"/>
-      <w:r>
-        <w:t xml:space="preserve"> prin care putem identifica noile </w:t>
-      </w:r>
-      <w:proofErr w:type="spellStart"/>
-      <w:r>
-        <w:t>informatii</w:t>
-      </w:r>
-      <w:proofErr w:type="spellEnd"/>
-      <w:r>
-        <w:t>)</w:t>
-      </w:r>
-    </w:p>
-    <w:p>
-      <w:pPr>
-        <w:pStyle w:val="CommentText"/>
-      </w:pPr>
-      <w:r>
-        <w:t xml:space="preserve">(exista event </w:t>
-      </w:r>
-      <w:proofErr w:type="spellStart"/>
-      <w:r>
-        <w:t>emitter</w:t>
-      </w:r>
-      <w:proofErr w:type="spellEnd"/>
-      <w:r>
-        <w:t>...)</w:t>
-      </w:r>
-    </w:p>
-  </w:comment>
-  <w:comment w:id="2" w:author="Rareș Matei" w:date="2024-07-03T19:36:00Z" w:initials="RM">
-    <w:p>
-      <w:pPr>
-        <w:rPr>
-          <w:color w:val="AEAAAA" w:themeColor="background2" w:themeShade="BF"/>
-        </w:rPr>
-      </w:pPr>
-      <w:r>
-        <w:rPr>
-          <w:rStyle w:val="CommentReference"/>
-        </w:rPr>
-        <w:annotationRef/>
-      </w:r>
-      <w:r>
         <w:rPr>
           <w:color w:val="AEAAAA" w:themeColor="background2" w:themeShade="BF"/>
         </w:rPr>
         <w:t xml:space="preserve">Spre exemplu o </w:t>
       </w:r>
-      <w:proofErr w:type="spellStart"/>
       <w:r>
         <w:rPr>
           <w:color w:val="AEAAAA" w:themeColor="background2" w:themeShade="BF"/>
         </w:rPr>
-        <w:t>masina</w:t>
-      </w:r>
-      <w:proofErr w:type="spellEnd"/>
-      <w:r>
-        <w:rPr>
-          <w:color w:val="AEAAAA" w:themeColor="background2" w:themeShade="BF"/>
-        </w:rPr>
-        <w:t xml:space="preserve"> poate sa </w:t>
-      </w:r>
-      <w:proofErr w:type="spellStart"/>
-      <w:r>
-        <w:rPr>
-          <w:color w:val="AEAAAA" w:themeColor="background2" w:themeShade="BF"/>
-        </w:rPr>
-        <w:t>aiba</w:t>
-      </w:r>
-      <w:proofErr w:type="spellEnd"/>
-      <w:r>
-        <w:rPr>
-          <w:color w:val="AEAAAA" w:themeColor="background2" w:themeShade="BF"/>
-        </w:rPr>
-        <w:t xml:space="preserve"> un nr de km </w:t>
-      </w:r>
-      <w:proofErr w:type="spellStart"/>
-      <w:r>
-        <w:rPr>
-          <w:color w:val="AEAAAA" w:themeColor="background2" w:themeShade="BF"/>
-        </w:rPr>
-        <w:t>potriviti</w:t>
-      </w:r>
-      <w:proofErr w:type="spellEnd"/>
-      <w:r>
-        <w:rPr>
-          <w:color w:val="AEAAAA" w:themeColor="background2" w:themeShade="BF"/>
-        </w:rPr>
-        <w:t>, dar are o probabilitate mare de daune.</w:t>
+        <w:t>masina poate sa aiba un nr de km potriviti, dar are o probabilitate mare de daune.</w:t>
       </w:r>
     </w:p>
     <w:p>
@@ -3363,31 +2187,471 @@
 </file>
 
 <file path=word/commentsExtended.xml><?xml version="1.0" encoding="utf-8"?>
-<w15:commentsEx xmlns:wpc="http://schemas.microsoft.com/office/word/2010/wordprocessingCanvas" xmlns:cx="http://schemas.microsoft.com/office/drawing/2014/chartex" xmlns:cx1="http://schemas.microsoft.com/office/drawing/2015/9/8/chartex" xmlns:cx2="http://schemas.microsoft.com/office/drawing/2015/10/21/chartex" xmlns:cx3="http://schemas.microsoft.com/office/drawing/2016/5/9/chartex" xmlns:cx4="http://schemas.microsoft.com/office/drawing/2016/5/10/chartex" xmlns:cx5="http://schemas.microsoft.com/office/drawing/2016/5/11/chartex" xmlns:cx6="http://schemas.microsoft.com/office/drawing/2016/5/12/chartex" xmlns:cx7="http://schemas.microsoft.com/office/drawing/2016/5/13/chartex" xmlns:cx8="http://schemas.microsoft.com/office/drawing/2016/5/14/chartex" xmlns:mc="http://schemas.openxmlformats.org/markup-compatibility/2006" xmlns:aink="http://schemas.microsoft.com/office/drawing/2016/ink" xmlns:am3d="http://schemas.microsoft.com/office/drawing/2017/model3d" xmlns:o="urn:schemas-microsoft-com:office:office" xmlns:oel="http://schemas.microsoft.com/office/2019/extlst" xmlns:r="http://schemas.openxmlformats.org/officeDocument/2006/relationships" xmlns:m="http://schemas.openxmlformats.org/officeDocument/2006/math" xmlns:v="urn:schemas-microsoft-com:vml" xmlns:wp14="http://schemas.microsoft.com/office/word/2010/wordprocessingDrawing" xmlns:wp="http://schemas.openxmlformats.org/drawingml/2006/wordprocessingDrawing" xmlns:w10="urn:schemas-microsoft-com:office:word" xmlns:w="http://schemas.openxmlformats.org/wordprocessingml/2006/main" xmlns:w14="http://schemas.microsoft.com/office/word/2010/wordml" xmlns:w15="http://schemas.microsoft.com/office/word/2012/wordml" xmlns:w16cex="http://schemas.microsoft.com/office/word/2018/wordml/cex" xmlns:w16cid="http://schemas.microsoft.com/office/word/2016/wordml/cid" xmlns:w16="http://schemas.microsoft.com/office/word/2018/wordml" xmlns:w16du="http://schemas.microsoft.com/office/word/2023/wordml/word16du" xmlns:w16sdtdh="http://schemas.microsoft.com/office/word/2020/wordml/sdtdatahash" xmlns:w16se="http://schemas.microsoft.com/office/word/2015/wordml/symex" xmlns:wpg="http://schemas.microsoft.com/office/word/2010/wordprocessingGroup" xmlns:wpi="http://schemas.microsoft.com/office/word/2010/wordprocessingInk" xmlns:wne="http://schemas.microsoft.com/office/word/2006/wordml" xmlns:wps="http://schemas.microsoft.com/office/word/2010/wordprocessingShape" mc:Ignorable="w14 w15 w16se w16cid w16 w16cex w16sdtdh w16du wp14">
-  <w15:commentEx w15:paraId="573DDBA4" w15:done="0"/>
+<w15:commentsEx xmlns:wpc="http://schemas.microsoft.com/office/word/2010/wordprocessingCanvas" xmlns:cx="http://schemas.microsoft.com/office/drawing/2014/chartex" xmlns:cx1="http://schemas.microsoft.com/office/drawing/2015/9/8/chartex" xmlns:cx2="http://schemas.microsoft.com/office/drawing/2015/10/21/chartex" xmlns:cx3="http://schemas.microsoft.com/office/drawing/2016/5/9/chartex" xmlns:cx4="http://schemas.microsoft.com/office/drawing/2016/5/10/chartex" xmlns:cx5="http://schemas.microsoft.com/office/drawing/2016/5/11/chartex" xmlns:cx6="http://schemas.microsoft.com/office/drawing/2016/5/12/chartex" xmlns:cx7="http://schemas.microsoft.com/office/drawing/2016/5/13/chartex" xmlns:cx8="http://schemas.microsoft.com/office/drawing/2016/5/14/chartex" xmlns:mc="http://schemas.openxmlformats.org/markup-compatibility/2006" xmlns:aink="http://schemas.microsoft.com/office/drawing/2016/ink" xmlns:am3d="http://schemas.microsoft.com/office/drawing/2017/model3d" xmlns:o="urn:schemas-microsoft-com:office:office" xmlns:oel="http://schemas.microsoft.com/office/2019/extlst" xmlns:r="http://schemas.openxmlformats.org/officeDocument/2006/relationships" xmlns:m="http://schemas.openxmlformats.org/officeDocument/2006/math" xmlns:v="urn:schemas-microsoft-com:vml" xmlns:wp14="http://schemas.microsoft.com/office/word/2010/wordprocessingDrawing" xmlns:wp="http://schemas.openxmlformats.org/drawingml/2006/wordprocessingDrawing" xmlns:w10="urn:schemas-microsoft-com:office:word" xmlns:w="http://schemas.openxmlformats.org/wordprocessingml/2006/main" xmlns:w14="http://schemas.microsoft.com/office/word/2010/wordml" xmlns:w15="http://schemas.microsoft.com/office/word/2012/wordml" xmlns:w16cex="http://schemas.microsoft.com/office/word/2018/wordml/cex" xmlns:w16cid="http://schemas.microsoft.com/office/word/2016/wordml/cid" xmlns:w16="http://schemas.microsoft.com/office/word/2018/wordml" xmlns:w16du="http://schemas.microsoft.com/office/word/2023/wordml/word16du" xmlns:w16sdtdh="http://schemas.microsoft.com/office/word/2020/wordml/sdtdatahash" xmlns:w16sdtfl="http://schemas.microsoft.com/office/word/2024/wordml/sdtformatlock" xmlns:w16se="http://schemas.microsoft.com/office/word/2015/wordml/symex" xmlns:wpg="http://schemas.microsoft.com/office/word/2010/wordprocessingGroup" xmlns:wpi="http://schemas.microsoft.com/office/word/2010/wordprocessingInk" xmlns:wne="http://schemas.microsoft.com/office/word/2006/wordml" xmlns:wps="http://schemas.microsoft.com/office/word/2010/wordprocessingShape" mc:Ignorable="w14 w15 w16se w16cid w16 w16cex w16sdtdh w16sdtfl w16du wp14">
   <w15:commentEx w15:paraId="2D6740A5" w15:done="0"/>
   <w15:commentEx w15:paraId="76B38C0E" w15:done="0"/>
 </w15:commentsEx>
 </file>
 
 <file path=word/commentsExtensible.xml><?xml version="1.0" encoding="utf-8"?>
-<w16cex:commentsExtensible xmlns:wpc="http://schemas.microsoft.com/office/word/2010/wordprocessingCanvas" xmlns:cx="http://schemas.microsoft.com/office/drawing/2014/chartex" xmlns:cx1="http://schemas.microsoft.com/office/drawing/2015/9/8/chartex" xmlns:cx2="http://schemas.microsoft.com/office/drawing/2015/10/21/chartex" xmlns:cx3="http://schemas.microsoft.com/office/drawing/2016/5/9/chartex" xmlns:cx4="http://schemas.microsoft.com/office/drawing/2016/5/10/chartex" xmlns:cx5="http://schemas.microsoft.com/office/drawing/2016/5/11/chartex" xmlns:cx6="http://schemas.microsoft.com/office/drawing/2016/5/12/chartex" xmlns:cx7="http://schemas.microsoft.com/office/drawing/2016/5/13/chartex" xmlns:cx8="http://schemas.microsoft.com/office/drawing/2016/5/14/chartex" xmlns:cr="http://schemas.microsoft.com/office/comments/2020/reactions" xmlns:mc="http://schemas.openxmlformats.org/markup-compatibility/2006" xmlns:aink="http://schemas.microsoft.com/office/drawing/2016/ink" xmlns:am3d="http://schemas.microsoft.com/office/drawing/2017/model3d" xmlns:o="urn:schemas-microsoft-com:office:office" xmlns:oel="http://schemas.microsoft.com/office/2019/extlst" xmlns:r="http://schemas.openxmlformats.org/officeDocument/2006/relationships" xmlns:m="http://schemas.openxmlformats.org/officeDocument/2006/math" xmlns:v="urn:schemas-microsoft-com:vml" xmlns:wp14="http://schemas.microsoft.com/office/word/2010/wordprocessingDrawing" xmlns:wp="http://schemas.openxmlformats.org/drawingml/2006/wordprocessingDrawing" xmlns:w10="urn:schemas-microsoft-com:office:word" xmlns:w="http://schemas.openxmlformats.org/wordprocessingml/2006/main" xmlns:w14="http://schemas.microsoft.com/office/word/2010/wordml" xmlns:w15="http://schemas.microsoft.com/office/word/2012/wordml" xmlns:w16cex="http://schemas.microsoft.com/office/word/2018/wordml/cex" xmlns:w16cid="http://schemas.microsoft.com/office/word/2016/wordml/cid" xmlns:w16="http://schemas.microsoft.com/office/word/2018/wordml" xmlns:w16du="http://schemas.microsoft.com/office/word/2023/wordml/word16du" xmlns:w16sdtdh="http://schemas.microsoft.com/office/word/2020/wordml/sdtdatahash" xmlns:w16se="http://schemas.microsoft.com/office/word/2015/wordml/symex" xmlns:wpg="http://schemas.microsoft.com/office/word/2010/wordprocessingGroup" xmlns:wpi="http://schemas.microsoft.com/office/word/2010/wordprocessingInk" xmlns:wne="http://schemas.microsoft.com/office/word/2006/wordml" xmlns:wps="http://schemas.microsoft.com/office/word/2010/wordprocessingShape" mc:Ignorable="w14 w15 w16se w16cid w16 w16cex w16sdtdh cr w16du wp14">
-  <w16cex:commentExtensible w16cex:durableId="4EFFECA7" w16cex:dateUtc="2024-07-05T18:44:00Z"/>
+<w16cex:commentsExtensible xmlns:wpc="http://schemas.microsoft.com/office/word/2010/wordprocessingCanvas" xmlns:cx="http://schemas.microsoft.com/office/drawing/2014/chartex" xmlns:cx1="http://schemas.microsoft.com/office/drawing/2015/9/8/chartex" xmlns:cx2="http://schemas.microsoft.com/office/drawing/2015/10/21/chartex" xmlns:cx3="http://schemas.microsoft.com/office/drawing/2016/5/9/chartex" xmlns:cx4="http://schemas.microsoft.com/office/drawing/2016/5/10/chartex" xmlns:cx5="http://schemas.microsoft.com/office/drawing/2016/5/11/chartex" xmlns:cx6="http://schemas.microsoft.com/office/drawing/2016/5/12/chartex" xmlns:cx7="http://schemas.microsoft.com/office/drawing/2016/5/13/chartex" xmlns:cx8="http://schemas.microsoft.com/office/drawing/2016/5/14/chartex" xmlns:cr="http://schemas.microsoft.com/office/comments/2020/reactions" xmlns:mc="http://schemas.openxmlformats.org/markup-compatibility/2006" xmlns:aink="http://schemas.microsoft.com/office/drawing/2016/ink" xmlns:am3d="http://schemas.microsoft.com/office/drawing/2017/model3d" xmlns:o="urn:schemas-microsoft-com:office:office" xmlns:oel="http://schemas.microsoft.com/office/2019/extlst" xmlns:r="http://schemas.openxmlformats.org/officeDocument/2006/relationships" xmlns:m="http://schemas.openxmlformats.org/officeDocument/2006/math" xmlns:v="urn:schemas-microsoft-com:vml" xmlns:wp14="http://schemas.microsoft.com/office/word/2010/wordprocessingDrawing" xmlns:wp="http://schemas.openxmlformats.org/drawingml/2006/wordprocessingDrawing" xmlns:w10="urn:schemas-microsoft-com:office:word" xmlns:w="http://schemas.openxmlformats.org/wordprocessingml/2006/main" xmlns:w14="http://schemas.microsoft.com/office/word/2010/wordml" xmlns:w15="http://schemas.microsoft.com/office/word/2012/wordml" xmlns:w16cex="http://schemas.microsoft.com/office/word/2018/wordml/cex" xmlns:w16cid="http://schemas.microsoft.com/office/word/2016/wordml/cid" xmlns:w16="http://schemas.microsoft.com/office/word/2018/wordml" xmlns:w16du="http://schemas.microsoft.com/office/word/2023/wordml/word16du" xmlns:w16sdtdh="http://schemas.microsoft.com/office/word/2020/wordml/sdtdatahash" xmlns:w16sdtfl="http://schemas.microsoft.com/office/word/2024/wordml/sdtformatlock" xmlns:w16se="http://schemas.microsoft.com/office/word/2015/wordml/symex" xmlns:wpg="http://schemas.microsoft.com/office/word/2010/wordprocessingGroup" xmlns:wpi="http://schemas.microsoft.com/office/word/2010/wordprocessingInk" xmlns:wne="http://schemas.microsoft.com/office/word/2006/wordml" xmlns:wps="http://schemas.microsoft.com/office/word/2010/wordprocessingShape" mc:Ignorable="w14 w15 w16se w16cid w16 w16cex w16sdtdh w16sdtfl cr w16du wp14">
   <w16cex:commentExtensible w16cex:durableId="4F5649EE" w16cex:dateUtc="2024-07-03T16:33:00Z"/>
   <w16cex:commentExtensible w16cex:durableId="1DE7B167" w16cex:dateUtc="2024-07-03T16:36:00Z"/>
 </w16cex:commentsExtensible>
 </file>
 
 <file path=word/commentsIds.xml><?xml version="1.0" encoding="utf-8"?>
-<w16cid:commentsIds xmlns:wpc="http://schemas.microsoft.com/office/word/2010/wordprocessingCanvas" xmlns:cx="http://schemas.microsoft.com/office/drawing/2014/chartex" xmlns:cx1="http://schemas.microsoft.com/office/drawing/2015/9/8/chartex" xmlns:cx2="http://schemas.microsoft.com/office/drawing/2015/10/21/chartex" xmlns:cx3="http://schemas.microsoft.com/office/drawing/2016/5/9/chartex" xmlns:cx4="http://schemas.microsoft.com/office/drawing/2016/5/10/chartex" xmlns:cx5="http://schemas.microsoft.com/office/drawing/2016/5/11/chartex" xmlns:cx6="http://schemas.microsoft.com/office/drawing/2016/5/12/chartex" xmlns:cx7="http://schemas.microsoft.com/office/drawing/2016/5/13/chartex" xmlns:cx8="http://schemas.microsoft.com/office/drawing/2016/5/14/chartex" xmlns:mc="http://schemas.openxmlformats.org/markup-compatibility/2006" xmlns:aink="http://schemas.microsoft.com/office/drawing/2016/ink" xmlns:am3d="http://schemas.microsoft.com/office/drawing/2017/model3d" xmlns:o="urn:schemas-microsoft-com:office:office" xmlns:oel="http://schemas.microsoft.com/office/2019/extlst" xmlns:r="http://schemas.openxmlformats.org/officeDocument/2006/relationships" xmlns:m="http://schemas.openxmlformats.org/officeDocument/2006/math" xmlns:v="urn:schemas-microsoft-com:vml" xmlns:wp14="http://schemas.microsoft.com/office/word/2010/wordprocessingDrawing" xmlns:wp="http://schemas.openxmlformats.org/drawingml/2006/wordprocessingDrawing" xmlns:w10="urn:schemas-microsoft-com:office:word" xmlns:w="http://schemas.openxmlformats.org/wordprocessingml/2006/main" xmlns:w14="http://schemas.microsoft.com/office/word/2010/wordml" xmlns:w15="http://schemas.microsoft.com/office/word/2012/wordml" xmlns:w16cex="http://schemas.microsoft.com/office/word/2018/wordml/cex" xmlns:w16cid="http://schemas.microsoft.com/office/word/2016/wordml/cid" xmlns:w16="http://schemas.microsoft.com/office/word/2018/wordml" xmlns:w16du="http://schemas.microsoft.com/office/word/2023/wordml/word16du" xmlns:w16sdtdh="http://schemas.microsoft.com/office/word/2020/wordml/sdtdatahash" xmlns:w16se="http://schemas.microsoft.com/office/word/2015/wordml/symex" xmlns:wpg="http://schemas.microsoft.com/office/word/2010/wordprocessingGroup" xmlns:wpi="http://schemas.microsoft.com/office/word/2010/wordprocessingInk" xmlns:wne="http://schemas.microsoft.com/office/word/2006/wordml" xmlns:wps="http://schemas.microsoft.com/office/word/2010/wordprocessingShape" mc:Ignorable="w14 w15 w16se w16cid w16 w16cex w16sdtdh w16du wp14">
-  <w16cid:commentId w16cid:paraId="573DDBA4" w16cid:durableId="4EFFECA7"/>
+<w16cid:commentsIds xmlns:wpc="http://schemas.microsoft.com/office/word/2010/wordprocessingCanvas" xmlns:cx="http://schemas.microsoft.com/office/drawing/2014/chartex" xmlns:cx1="http://schemas.microsoft.com/office/drawing/2015/9/8/chartex" xmlns:cx2="http://schemas.microsoft.com/office/drawing/2015/10/21/chartex" xmlns:cx3="http://schemas.microsoft.com/office/drawing/2016/5/9/chartex" xmlns:cx4="http://schemas.microsoft.com/office/drawing/2016/5/10/chartex" xmlns:cx5="http://schemas.microsoft.com/office/drawing/2016/5/11/chartex" xmlns:cx6="http://schemas.microsoft.com/office/drawing/2016/5/12/chartex" xmlns:cx7="http://schemas.microsoft.com/office/drawing/2016/5/13/chartex" xmlns:cx8="http://schemas.microsoft.com/office/drawing/2016/5/14/chartex" xmlns:mc="http://schemas.openxmlformats.org/markup-compatibility/2006" xmlns:aink="http://schemas.microsoft.com/office/drawing/2016/ink" xmlns:am3d="http://schemas.microsoft.com/office/drawing/2017/model3d" xmlns:o="urn:schemas-microsoft-com:office:office" xmlns:oel="http://schemas.microsoft.com/office/2019/extlst" xmlns:r="http://schemas.openxmlformats.org/officeDocument/2006/relationships" xmlns:m="http://schemas.openxmlformats.org/officeDocument/2006/math" xmlns:v="urn:schemas-microsoft-com:vml" xmlns:wp14="http://schemas.microsoft.com/office/word/2010/wordprocessingDrawing" xmlns:wp="http://schemas.openxmlformats.org/drawingml/2006/wordprocessingDrawing" xmlns:w10="urn:schemas-microsoft-com:office:word" xmlns:w="http://schemas.openxmlformats.org/wordprocessingml/2006/main" xmlns:w14="http://schemas.microsoft.com/office/word/2010/wordml" xmlns:w15="http://schemas.microsoft.com/office/word/2012/wordml" xmlns:w16cex="http://schemas.microsoft.com/office/word/2018/wordml/cex" xmlns:w16cid="http://schemas.microsoft.com/office/word/2016/wordml/cid" xmlns:w16="http://schemas.microsoft.com/office/word/2018/wordml" xmlns:w16du="http://schemas.microsoft.com/office/word/2023/wordml/word16du" xmlns:w16sdtdh="http://schemas.microsoft.com/office/word/2020/wordml/sdtdatahash" xmlns:w16sdtfl="http://schemas.microsoft.com/office/word/2024/wordml/sdtformatlock" xmlns:w16se="http://schemas.microsoft.com/office/word/2015/wordml/symex" xmlns:wpg="http://schemas.microsoft.com/office/word/2010/wordprocessingGroup" xmlns:wpi="http://schemas.microsoft.com/office/word/2010/wordprocessingInk" xmlns:wne="http://schemas.microsoft.com/office/word/2006/wordml" xmlns:wps="http://schemas.microsoft.com/office/word/2010/wordprocessingShape" mc:Ignorable="w14 w15 w16se w16cid w16 w16cex w16sdtdh w16sdtfl w16du wp14">
   <w16cid:commentId w16cid:paraId="2D6740A5" w16cid:durableId="4F5649EE"/>
   <w16cid:commentId w16cid:paraId="76B38C0E" w16cid:durableId="1DE7B167"/>
 </w16cid:commentsIds>
 </file>
 
+<file path=word/endnotes.xml><?xml version="1.0" encoding="utf-8"?>
+<w:endnotes xmlns:wpc="http://schemas.microsoft.com/office/word/2010/wordprocessingCanvas" xmlns:cx="http://schemas.microsoft.com/office/drawing/2014/chartex" xmlns:cx1="http://schemas.microsoft.com/office/drawing/2015/9/8/chartex" xmlns:cx2="http://schemas.microsoft.com/office/drawing/2015/10/21/chartex" xmlns:cx3="http://schemas.microsoft.com/office/drawing/2016/5/9/chartex" xmlns:cx4="http://schemas.microsoft.com/office/drawing/2016/5/10/chartex" xmlns:cx5="http://schemas.microsoft.com/office/drawing/2016/5/11/chartex" xmlns:cx6="http://schemas.microsoft.com/office/drawing/2016/5/12/chartex" xmlns:cx7="http://schemas.microsoft.com/office/drawing/2016/5/13/chartex" xmlns:cx8="http://schemas.microsoft.com/office/drawing/2016/5/14/chartex" xmlns:mc="http://schemas.openxmlformats.org/markup-compatibility/2006" xmlns:aink="http://schemas.microsoft.com/office/drawing/2016/ink" xmlns:am3d="http://schemas.microsoft.com/office/drawing/2017/model3d" xmlns:o="urn:schemas-microsoft-com:office:office" xmlns:oel="http://schemas.microsoft.com/office/2019/extlst" xmlns:r="http://schemas.openxmlformats.org/officeDocument/2006/relationships" xmlns:m="http://schemas.openxmlformats.org/officeDocument/2006/math" xmlns:v="urn:schemas-microsoft-com:vml" xmlns:wp14="http://schemas.microsoft.com/office/word/2010/wordprocessingDrawing" xmlns:wp="http://schemas.openxmlformats.org/drawingml/2006/wordprocessingDrawing" xmlns:w10="urn:schemas-microsoft-com:office:word" xmlns:w="http://schemas.openxmlformats.org/wordprocessingml/2006/main" xmlns:w14="http://schemas.microsoft.com/office/word/2010/wordml" xmlns:w15="http://schemas.microsoft.com/office/word/2012/wordml" xmlns:w16cex="http://schemas.microsoft.com/office/word/2018/wordml/cex" xmlns:w16cid="http://schemas.microsoft.com/office/word/2016/wordml/cid" xmlns:w16="http://schemas.microsoft.com/office/word/2018/wordml" xmlns:w16du="http://schemas.microsoft.com/office/word/2023/wordml/word16du" xmlns:w16sdtdh="http://schemas.microsoft.com/office/word/2020/wordml/sdtdatahash" xmlns:w16sdtfl="http://schemas.microsoft.com/office/word/2024/wordml/sdtformatlock" xmlns:w16se="http://schemas.microsoft.com/office/word/2015/wordml/symex" xmlns:wpg="http://schemas.microsoft.com/office/word/2010/wordprocessingGroup" xmlns:wpi="http://schemas.microsoft.com/office/word/2010/wordprocessingInk" xmlns:wne="http://schemas.microsoft.com/office/word/2006/wordml" xmlns:wps="http://schemas.microsoft.com/office/word/2010/wordprocessingShape" mc:Ignorable="w14 w15 w16se w16cid w16 w16cex w16sdtdh w16sdtfl w16du wp14">
+  <w:endnote w:type="separator" w:id="-1">
+    <w:p>
+      <w:pPr>
+        <w:spacing w:after="0" w:line="240" w:lineRule="auto"/>
+      </w:pPr>
+      <w:r>
+        <w:separator/>
+      </w:r>
+    </w:p>
+  </w:endnote>
+  <w:endnote w:type="continuationSeparator" w:id="0">
+    <w:p>
+      <w:pPr>
+        <w:spacing w:after="0" w:line="240" w:lineRule="auto"/>
+      </w:pPr>
+      <w:r>
+        <w:continuationSeparator/>
+      </w:r>
+    </w:p>
+  </w:endnote>
+</w:endnotes>
+</file>
+
+<file path=word/footer1.xml><?xml version="1.0" encoding="utf-8"?>
+<w:ftr xmlns:wpc="http://schemas.microsoft.com/office/word/2010/wordprocessingCanvas" xmlns:cx="http://schemas.microsoft.com/office/drawing/2014/chartex" xmlns:cx1="http://schemas.microsoft.com/office/drawing/2015/9/8/chartex" xmlns:cx2="http://schemas.microsoft.com/office/drawing/2015/10/21/chartex" xmlns:cx3="http://schemas.microsoft.com/office/drawing/2016/5/9/chartex" xmlns:cx4="http://schemas.microsoft.com/office/drawing/2016/5/10/chartex" xmlns:cx5="http://schemas.microsoft.com/office/drawing/2016/5/11/chartex" xmlns:cx6="http://schemas.microsoft.com/office/drawing/2016/5/12/chartex" xmlns:cx7="http://schemas.microsoft.com/office/drawing/2016/5/13/chartex" xmlns:cx8="http://schemas.microsoft.com/office/drawing/2016/5/14/chartex" xmlns:mc="http://schemas.openxmlformats.org/markup-compatibility/2006" xmlns:aink="http://schemas.microsoft.com/office/drawing/2016/ink" xmlns:am3d="http://schemas.microsoft.com/office/drawing/2017/model3d" xmlns:o="urn:schemas-microsoft-com:office:office" xmlns:oel="http://schemas.microsoft.com/office/2019/extlst" xmlns:r="http://schemas.openxmlformats.org/officeDocument/2006/relationships" xmlns:m="http://schemas.openxmlformats.org/officeDocument/2006/math" xmlns:v="urn:schemas-microsoft-com:vml" xmlns:wp14="http://schemas.microsoft.com/office/word/2010/wordprocessingDrawing" xmlns:wp="http://schemas.openxmlformats.org/drawingml/2006/wordprocessingDrawing" xmlns:w10="urn:schemas-microsoft-com:office:word" xmlns:w="http://schemas.openxmlformats.org/wordprocessingml/2006/main" xmlns:w14="http://schemas.microsoft.com/office/word/2010/wordml" xmlns:w15="http://schemas.microsoft.com/office/word/2012/wordml" xmlns:w16cex="http://schemas.microsoft.com/office/word/2018/wordml/cex" xmlns:w16cid="http://schemas.microsoft.com/office/word/2016/wordml/cid" xmlns:w16="http://schemas.microsoft.com/office/word/2018/wordml" xmlns:w16du="http://schemas.microsoft.com/office/word/2023/wordml/word16du" xmlns:w16sdtdh="http://schemas.microsoft.com/office/word/2020/wordml/sdtdatahash" xmlns:w16sdtfl="http://schemas.microsoft.com/office/word/2024/wordml/sdtformatlock" xmlns:w16se="http://schemas.microsoft.com/office/word/2015/wordml/symex" xmlns:wpg="http://schemas.microsoft.com/office/word/2010/wordprocessingGroup" xmlns:wpi="http://schemas.microsoft.com/office/word/2010/wordprocessingInk" xmlns:wne="http://schemas.microsoft.com/office/word/2006/wordml" xmlns:wps="http://schemas.microsoft.com/office/word/2010/wordprocessingShape" mc:Ignorable="w14 w15 w16se w16cid w16 w16cex w16sdtdh w16sdtfl w16du wp14">
+  <w:p>
+    <w:pPr>
+      <w:pStyle w:val="Footer"/>
+    </w:pPr>
+    <w:r>
+      <w:rPr>
+        <w:noProof/>
+      </w:rPr>
+      <mc:AlternateContent>
+        <mc:Choice Requires="wps">
+          <w:drawing>
+            <wp:anchor distT="0" distB="0" distL="0" distR="0" simplePos="0" relativeHeight="251659264" behindDoc="0" locked="0" layoutInCell="1" allowOverlap="1" wp14:anchorId="1AC8023E" wp14:editId="345AFCE5">
+              <wp:simplePos x="635" y="635"/>
+              <wp:positionH relativeFrom="page">
+                <wp:align>center</wp:align>
+              </wp:positionH>
+              <wp:positionV relativeFrom="page">
+                <wp:align>bottom</wp:align>
+              </wp:positionV>
+              <wp:extent cx="324485" cy="324485"/>
+              <wp:effectExtent l="0" t="0" r="18415" b="0"/>
+              <wp:wrapNone/>
+              <wp:docPr id="1269483169" name="Text Box 2" descr="Internal">
+                <a:extLst xmlns:a="http://schemas.openxmlformats.org/drawingml/2006/main">
+                  <a:ext uri="{5AE41FA2-C0FF-4470-9BD4-5FADCA87CBE2}">
+                    <aclsh:classification xmlns:aclsh="http://schemas.microsoft.com/office/drawing/2020/classificationShape" classificationOutcomeType="ftr"/>
+                  </a:ext>
+                </a:extLst>
+              </wp:docPr>
+              <wp:cNvGraphicFramePr/>
+              <a:graphic xmlns:a="http://schemas.openxmlformats.org/drawingml/2006/main">
+                <a:graphicData uri="http://schemas.microsoft.com/office/word/2010/wordprocessingShape">
+                  <wps:wsp>
+                    <wps:cNvSpPr txBox="1"/>
+                    <wps:spPr>
+                      <a:xfrm>
+                        <a:off x="0" y="0"/>
+                        <a:ext cx="324485" cy="324485"/>
+                      </a:xfrm>
+                      <a:prstGeom prst="rect">
+                        <a:avLst/>
+                      </a:prstGeom>
+                      <a:noFill/>
+                      <a:ln>
+                        <a:noFill/>
+                      </a:ln>
+                    </wps:spPr>
+                    <wps:txbx>
+                      <w:txbxContent>
+                        <w:p>
+                          <w:pPr>
+                            <w:spacing w:after="0"/>
+                            <w:rPr>
+                              <w:rFonts w:ascii="Calibri" w:eastAsia="Calibri" w:hAnsi="Calibri" w:cs="Calibri"/>
+                              <w:noProof/>
+                              <w:color w:val="000000"/>
+                              <w:sz w:val="16"/>
+                              <w:szCs w:val="16"/>
+                            </w:rPr>
+                          </w:pPr>
+                          <w:r>
+                            <w:rPr>
+                              <w:rFonts w:ascii="Calibri" w:eastAsia="Calibri" w:hAnsi="Calibri" w:cs="Calibri"/>
+                              <w:noProof/>
+                              <w:color w:val="000000"/>
+                              <w:sz w:val="16"/>
+                              <w:szCs w:val="16"/>
+                            </w:rPr>
+                            <w:t>Internal</w:t>
+                          </w:r>
+                        </w:p>
+                      </w:txbxContent>
+                    </wps:txbx>
+                    <wps:bodyPr rot="0" spcFirstLastPara="0" vertOverflow="overflow" horzOverflow="overflow" vert="horz" wrap="none" lIns="0" tIns="0" rIns="0" bIns="190500" numCol="1" spcCol="0" rtlCol="0" fromWordArt="0" anchor="b" anchorCtr="0" forceAA="0" compatLnSpc="1">
+                      <a:prstTxWarp prst="textNoShape">
+                        <a:avLst/>
+                      </a:prstTxWarp>
+                      <a:spAutoFit/>
+                    </wps:bodyPr>
+                  </wps:wsp>
+                </a:graphicData>
+              </a:graphic>
+            </wp:anchor>
+          </w:drawing>
+        </mc:Choice>
+        <mc:Fallback>
+          <w:pict>
+            <v:shapetype w14:anchorId="1AC8023E" id="_x0000_t202" coordsize="21600,21600" o:spt="202" path="m,l,21600r21600,l21600,xe">
+              <v:stroke joinstyle="miter"/>
+              <v:path gradientshapeok="t" o:connecttype="rect"/>
+            </v:shapetype>
+            <v:shape id="Text Box 2" o:spid="_x0000_s1026" type="#_x0000_t202" alt="Internal" style="position:absolute;margin-left:0;margin-top:0;width:25.55pt;height:25.55pt;z-index:251659264;visibility:visible;mso-wrap-style:none;mso-wrap-distance-left:0;mso-wrap-distance-top:0;mso-wrap-distance-right:0;mso-wrap-distance-bottom:0;mso-position-horizontal:center;mso-position-horizontal-relative:page;mso-position-vertical:bottom;mso-position-vertical-relative:page;v-text-anchor:bottom" o:gfxdata="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" filled="f" stroked="f">
+              <v:fill o:detectmouseclick="t"/>
+              <v:textbox style="mso-fit-shape-to-text:t" inset="0,0,0,15pt">
+                <w:txbxContent>
+                  <w:p>
+                    <w:pPr>
+                      <w:spacing w:after="0"/>
+                      <w:rPr>
+                        <w:rFonts w:ascii="Calibri" w:eastAsia="Calibri" w:hAnsi="Calibri" w:cs="Calibri"/>
+                        <w:noProof/>
+                        <w:color w:val="000000"/>
+                        <w:sz w:val="16"/>
+                        <w:szCs w:val="16"/>
+                      </w:rPr>
+                    </w:pPr>
+                    <w:r>
+                      <w:rPr>
+                        <w:rFonts w:ascii="Calibri" w:eastAsia="Calibri" w:hAnsi="Calibri" w:cs="Calibri"/>
+                        <w:noProof/>
+                        <w:color w:val="000000"/>
+                        <w:sz w:val="16"/>
+                        <w:szCs w:val="16"/>
+                      </w:rPr>
+                      <w:t>Internal</w:t>
+                    </w:r>
+                  </w:p>
+                </w:txbxContent>
+              </v:textbox>
+              <w10:wrap anchorx="page" anchory="page"/>
+            </v:shape>
+          </w:pict>
+        </mc:Fallback>
+      </mc:AlternateContent>
+    </w:r>
+  </w:p>
+</w:ftr>
+</file>
+
+<file path=word/footer2.xml><?xml version="1.0" encoding="utf-8"?>
+<w:ftr xmlns:wpc="http://schemas.microsoft.com/office/word/2010/wordprocessingCanvas" xmlns:cx="http://schemas.microsoft.com/office/drawing/2014/chartex" xmlns:cx1="http://schemas.microsoft.com/office/drawing/2015/9/8/chartex" xmlns:cx2="http://schemas.microsoft.com/office/drawing/2015/10/21/chartex" xmlns:cx3="http://schemas.microsoft.com/office/drawing/2016/5/9/chartex" xmlns:cx4="http://schemas.microsoft.com/office/drawing/2016/5/10/chartex" xmlns:cx5="http://schemas.microsoft.com/office/drawing/2016/5/11/chartex" xmlns:cx6="http://schemas.microsoft.com/office/drawing/2016/5/12/chartex" xmlns:cx7="http://schemas.microsoft.com/office/drawing/2016/5/13/chartex" xmlns:cx8="http://schemas.microsoft.com/office/drawing/2016/5/14/chartex" xmlns:mc="http://schemas.openxmlformats.org/markup-compatibility/2006" xmlns:aink="http://schemas.microsoft.com/office/drawing/2016/ink" xmlns:am3d="http://schemas.microsoft.com/office/drawing/2017/model3d" xmlns:o="urn:schemas-microsoft-com:office:office" xmlns:oel="http://schemas.microsoft.com/office/2019/extlst" xmlns:r="http://schemas.openxmlformats.org/officeDocument/2006/relationships" xmlns:m="http://schemas.openxmlformats.org/officeDocument/2006/math" xmlns:v="urn:schemas-microsoft-com:vml" xmlns:wp14="http://schemas.microsoft.com/office/word/2010/wordprocessingDrawing" xmlns:wp="http://schemas.openxmlformats.org/drawingml/2006/wordprocessingDrawing" xmlns:w10="urn:schemas-microsoft-com:office:word" xmlns:w="http://schemas.openxmlformats.org/wordprocessingml/2006/main" xmlns:w14="http://schemas.microsoft.com/office/word/2010/wordml" xmlns:w15="http://schemas.microsoft.com/office/word/2012/wordml" xmlns:w16cex="http://schemas.microsoft.com/office/word/2018/wordml/cex" xmlns:w16cid="http://schemas.microsoft.com/office/word/2016/wordml/cid" xmlns:w16="http://schemas.microsoft.com/office/word/2018/wordml" xmlns:w16du="http://schemas.microsoft.com/office/word/2023/wordml/word16du" xmlns:w16sdtdh="http://schemas.microsoft.com/office/word/2020/wordml/sdtdatahash" xmlns:w16sdtfl="http://schemas.microsoft.com/office/word/2024/wordml/sdtformatlock" xmlns:w16se="http://schemas.microsoft.com/office/word/2015/wordml/symex" xmlns:wpg="http://schemas.microsoft.com/office/word/2010/wordprocessingGroup" xmlns:wpi="http://schemas.microsoft.com/office/word/2010/wordprocessingInk" xmlns:wne="http://schemas.microsoft.com/office/word/2006/wordml" xmlns:wps="http://schemas.microsoft.com/office/word/2010/wordprocessingShape" mc:Ignorable="w14 w15 w16se w16cid w16 w16cex w16sdtdh w16sdtfl w16du wp14">
+  <w:p>
+    <w:pPr>
+      <w:pStyle w:val="Footer"/>
+    </w:pPr>
+    <w:r>
+      <w:rPr>
+        <w:noProof/>
+      </w:rPr>
+      <mc:AlternateContent>
+        <mc:Choice Requires="wps">
+          <w:drawing>
+            <wp:anchor distT="0" distB="0" distL="0" distR="0" simplePos="0" relativeHeight="251660288" behindDoc="0" locked="0" layoutInCell="1" allowOverlap="1" wp14:anchorId="59C31420" wp14:editId="2959D1D7">
+              <wp:simplePos x="914400" y="9430247"/>
+              <wp:positionH relativeFrom="page">
+                <wp:align>center</wp:align>
+              </wp:positionH>
+              <wp:positionV relativeFrom="page">
+                <wp:align>bottom</wp:align>
+              </wp:positionV>
+              <wp:extent cx="324485" cy="324485"/>
+              <wp:effectExtent l="0" t="0" r="18415" b="0"/>
+              <wp:wrapNone/>
+              <wp:docPr id="2058045583" name="Text Box 3" descr="Internal">
+                <a:extLst xmlns:a="http://schemas.openxmlformats.org/drawingml/2006/main">
+                  <a:ext uri="{5AE41FA2-C0FF-4470-9BD4-5FADCA87CBE2}">
+                    <aclsh:classification xmlns:aclsh="http://schemas.microsoft.com/office/drawing/2020/classificationShape" classificationOutcomeType="ftr"/>
+                  </a:ext>
+                </a:extLst>
+              </wp:docPr>
+              <wp:cNvGraphicFramePr/>
+              <a:graphic xmlns:a="http://schemas.openxmlformats.org/drawingml/2006/main">
+                <a:graphicData uri="http://schemas.microsoft.com/office/word/2010/wordprocessingShape">
+                  <wps:wsp>
+                    <wps:cNvSpPr txBox="1"/>
+                    <wps:spPr>
+                      <a:xfrm>
+                        <a:off x="0" y="0"/>
+                        <a:ext cx="324485" cy="324485"/>
+                      </a:xfrm>
+                      <a:prstGeom prst="rect">
+                        <a:avLst/>
+                      </a:prstGeom>
+                      <a:noFill/>
+                      <a:ln>
+                        <a:noFill/>
+                      </a:ln>
+                    </wps:spPr>
+                    <wps:txbx>
+                      <w:txbxContent>
+                        <w:p>
+                          <w:pPr>
+                            <w:spacing w:after="0"/>
+                            <w:rPr>
+                              <w:rFonts w:ascii="Calibri" w:eastAsia="Calibri" w:hAnsi="Calibri" w:cs="Calibri"/>
+                              <w:noProof/>
+                              <w:color w:val="000000"/>
+                              <w:sz w:val="16"/>
+                              <w:szCs w:val="16"/>
+                            </w:rPr>
+                          </w:pPr>
+                          <w:r>
+                            <w:rPr>
+                              <w:rFonts w:ascii="Calibri" w:eastAsia="Calibri" w:hAnsi="Calibri" w:cs="Calibri"/>
+                              <w:noProof/>
+                              <w:color w:val="000000"/>
+                              <w:sz w:val="16"/>
+                              <w:szCs w:val="16"/>
+                            </w:rPr>
+                            <w:t>Internal</w:t>
+                          </w:r>
+                        </w:p>
+                      </w:txbxContent>
+                    </wps:txbx>
+                    <wps:bodyPr rot="0" spcFirstLastPara="0" vertOverflow="overflow" horzOverflow="overflow" vert="horz" wrap="none" lIns="0" tIns="0" rIns="0" bIns="190500" numCol="1" spcCol="0" rtlCol="0" fromWordArt="0" anchor="b" anchorCtr="0" forceAA="0" compatLnSpc="1">
+                      <a:prstTxWarp prst="textNoShape">
+                        <a:avLst/>
+                      </a:prstTxWarp>
+                      <a:spAutoFit/>
+                    </wps:bodyPr>
+                  </wps:wsp>
+                </a:graphicData>
+              </a:graphic>
+            </wp:anchor>
+          </w:drawing>
+        </mc:Choice>
+        <mc:Fallback>
+          <w:pict>
+            <v:shapetype w14:anchorId="59C31420" id="_x0000_t202" coordsize="21600,21600" o:spt="202" path="m,l,21600r21600,l21600,xe">
+              <v:stroke joinstyle="miter"/>
+              <v:path gradientshapeok="t" o:connecttype="rect"/>
+            </v:shapetype>
+            <v:shape id="Text Box 3" o:spid="_x0000_s1027" type="#_x0000_t202" alt="Internal" style="position:absolute;margin-left:0;margin-top:0;width:25.55pt;height:25.55pt;z-index:251660288;visibility:visible;mso-wrap-style:none;mso-wrap-distance-left:0;mso-wrap-distance-top:0;mso-wrap-distance-right:0;mso-wrap-distance-bottom:0;mso-position-horizontal:center;mso-position-horizontal-relative:page;mso-position-vertical:bottom;mso-position-vertical-relative:page;v-text-anchor:bottom" o:gfxdata="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" filled="f" stroked="f">
+              <v:fill o:detectmouseclick="t"/>
+              <v:textbox style="mso-fit-shape-to-text:t" inset="0,0,0,15pt">
+                <w:txbxContent>
+                  <w:p>
+                    <w:pPr>
+                      <w:spacing w:after="0"/>
+                      <w:rPr>
+                        <w:rFonts w:ascii="Calibri" w:eastAsia="Calibri" w:hAnsi="Calibri" w:cs="Calibri"/>
+                        <w:noProof/>
+                        <w:color w:val="000000"/>
+                        <w:sz w:val="16"/>
+                        <w:szCs w:val="16"/>
+                      </w:rPr>
+                    </w:pPr>
+                    <w:r>
+                      <w:rPr>
+                        <w:rFonts w:ascii="Calibri" w:eastAsia="Calibri" w:hAnsi="Calibri" w:cs="Calibri"/>
+                        <w:noProof/>
+                        <w:color w:val="000000"/>
+                        <w:sz w:val="16"/>
+                        <w:szCs w:val="16"/>
+                      </w:rPr>
+                      <w:t>Internal</w:t>
+                    </w:r>
+                  </w:p>
+                </w:txbxContent>
+              </v:textbox>
+              <w10:wrap anchorx="page" anchory="page"/>
+            </v:shape>
+          </w:pict>
+        </mc:Fallback>
+      </mc:AlternateContent>
+    </w:r>
+  </w:p>
+</w:ftr>
+</file>
+
+<file path=word/footer3.xml><?xml version="1.0" encoding="utf-8"?>
+<w:ftr xmlns:wpc="http://schemas.microsoft.com/office/word/2010/wordprocessingCanvas" xmlns:cx="http://schemas.microsoft.com/office/drawing/2014/chartex" xmlns:cx1="http://schemas.microsoft.com/office/drawing/2015/9/8/chartex" xmlns:cx2="http://schemas.microsoft.com/office/drawing/2015/10/21/chartex" xmlns:cx3="http://schemas.microsoft.com/office/drawing/2016/5/9/chartex" xmlns:cx4="http://schemas.microsoft.com/office/drawing/2016/5/10/chartex" xmlns:cx5="http://schemas.microsoft.com/office/drawing/2016/5/11/chartex" xmlns:cx6="http://schemas.microsoft.com/office/drawing/2016/5/12/chartex" xmlns:cx7="http://schemas.microsoft.com/office/drawing/2016/5/13/chartex" xmlns:cx8="http://schemas.microsoft.com/office/drawing/2016/5/14/chartex" xmlns:mc="http://schemas.openxmlformats.org/markup-compatibility/2006" xmlns:aink="http://schemas.microsoft.com/office/drawing/2016/ink" xmlns:am3d="http://schemas.microsoft.com/office/drawing/2017/model3d" xmlns:o="urn:schemas-microsoft-com:office:office" xmlns:oel="http://schemas.microsoft.com/office/2019/extlst" xmlns:r="http://schemas.openxmlformats.org/officeDocument/2006/relationships" xmlns:m="http://schemas.openxmlformats.org/officeDocument/2006/math" xmlns:v="urn:schemas-microsoft-com:vml" xmlns:wp14="http://schemas.microsoft.com/office/word/2010/wordprocessingDrawing" xmlns:wp="http://schemas.openxmlformats.org/drawingml/2006/wordprocessingDrawing" xmlns:w10="urn:schemas-microsoft-com:office:word" xmlns:w="http://schemas.openxmlformats.org/wordprocessingml/2006/main" xmlns:w14="http://schemas.microsoft.com/office/word/2010/wordml" xmlns:w15="http://schemas.microsoft.com/office/word/2012/wordml" xmlns:w16cex="http://schemas.microsoft.com/office/word/2018/wordml/cex" xmlns:w16cid="http://schemas.microsoft.com/office/word/2016/wordml/cid" xmlns:w16="http://schemas.microsoft.com/office/word/2018/wordml" xmlns:w16du="http://schemas.microsoft.com/office/word/2023/wordml/word16du" xmlns:w16sdtdh="http://schemas.microsoft.com/office/word/2020/wordml/sdtdatahash" xmlns:w16sdtfl="http://schemas.microsoft.com/office/word/2024/wordml/sdtformatlock" xmlns:w16se="http://schemas.microsoft.com/office/word/2015/wordml/symex" xmlns:wpg="http://schemas.microsoft.com/office/word/2010/wordprocessingGroup" xmlns:wpi="http://schemas.microsoft.com/office/word/2010/wordprocessingInk" xmlns:wne="http://schemas.microsoft.com/office/word/2006/wordml" xmlns:wps="http://schemas.microsoft.com/office/word/2010/wordprocessingShape" mc:Ignorable="w14 w15 w16se w16cid w16 w16cex w16sdtdh w16sdtfl w16du wp14">
+  <w:p>
+    <w:pPr>
+      <w:pStyle w:val="Footer"/>
+    </w:pPr>
+    <w:r>
+      <w:rPr>
+        <w:noProof/>
+      </w:rPr>
+      <mc:AlternateContent>
+        <mc:Choice Requires="wps">
+          <w:drawing>
+            <wp:anchor distT="0" distB="0" distL="0" distR="0" simplePos="0" relativeHeight="251658240" behindDoc="0" locked="0" layoutInCell="1" allowOverlap="1" wp14:anchorId="0C8BD2E1" wp14:editId="43E778F9">
+              <wp:simplePos x="635" y="635"/>
+              <wp:positionH relativeFrom="page">
+                <wp:align>center</wp:align>
+              </wp:positionH>
+              <wp:positionV relativeFrom="page">
+                <wp:align>bottom</wp:align>
+              </wp:positionV>
+              <wp:extent cx="324485" cy="324485"/>
+              <wp:effectExtent l="0" t="0" r="18415" b="0"/>
+              <wp:wrapNone/>
+              <wp:docPr id="742882310" name="Text Box 1" descr="Internal">
+                <a:extLst xmlns:a="http://schemas.openxmlformats.org/drawingml/2006/main">
+                  <a:ext uri="{5AE41FA2-C0FF-4470-9BD4-5FADCA87CBE2}">
+                    <aclsh:classification xmlns:aclsh="http://schemas.microsoft.com/office/drawing/2020/classificationShape" classificationOutcomeType="ftr"/>
+                  </a:ext>
+                </a:extLst>
+              </wp:docPr>
+              <wp:cNvGraphicFramePr/>
+              <a:graphic xmlns:a="http://schemas.openxmlformats.org/drawingml/2006/main">
+                <a:graphicData uri="http://schemas.microsoft.com/office/word/2010/wordprocessingShape">
+                  <wps:wsp>
+                    <wps:cNvSpPr txBox="1"/>
+                    <wps:spPr>
+                      <a:xfrm>
+                        <a:off x="0" y="0"/>
+                        <a:ext cx="324485" cy="324485"/>
+                      </a:xfrm>
+                      <a:prstGeom prst="rect">
+                        <a:avLst/>
+                      </a:prstGeom>
+                      <a:noFill/>
+                      <a:ln>
+                        <a:noFill/>
+                      </a:ln>
+                    </wps:spPr>
+                    <wps:txbx>
+                      <w:txbxContent>
+                        <w:p>
+                          <w:pPr>
+                            <w:spacing w:after="0"/>
+                            <w:rPr>
+                              <w:rFonts w:ascii="Calibri" w:eastAsia="Calibri" w:hAnsi="Calibri" w:cs="Calibri"/>
+                              <w:noProof/>
+                              <w:color w:val="000000"/>
+                              <w:sz w:val="16"/>
+                              <w:szCs w:val="16"/>
+                            </w:rPr>
+                          </w:pPr>
+                          <w:r>
+                            <w:rPr>
+                              <w:rFonts w:ascii="Calibri" w:eastAsia="Calibri" w:hAnsi="Calibri" w:cs="Calibri"/>
+                              <w:noProof/>
+                              <w:color w:val="000000"/>
+                              <w:sz w:val="16"/>
+                              <w:szCs w:val="16"/>
+                            </w:rPr>
+                            <w:t>Internal</w:t>
+                          </w:r>
+                        </w:p>
+                      </w:txbxContent>
+                    </wps:txbx>
+                    <wps:bodyPr rot="0" spcFirstLastPara="0" vertOverflow="overflow" horzOverflow="overflow" vert="horz" wrap="none" lIns="0" tIns="0" rIns="0" bIns="190500" numCol="1" spcCol="0" rtlCol="0" fromWordArt="0" anchor="b" anchorCtr="0" forceAA="0" compatLnSpc="1">
+                      <a:prstTxWarp prst="textNoShape">
+                        <a:avLst/>
+                      </a:prstTxWarp>
+                      <a:spAutoFit/>
+                    </wps:bodyPr>
+                  </wps:wsp>
+                </a:graphicData>
+              </a:graphic>
+            </wp:anchor>
+          </w:drawing>
+        </mc:Choice>
+        <mc:Fallback>
+          <w:pict>
+            <v:shapetype w14:anchorId="0C8BD2E1" id="_x0000_t202" coordsize="21600,21600" o:spt="202" path="m,l,21600r21600,l21600,xe">
+              <v:stroke joinstyle="miter"/>
+              <v:path gradientshapeok="t" o:connecttype="rect"/>
+            </v:shapetype>
+            <v:shape id="Text Box 1" o:spid="_x0000_s1028" type="#_x0000_t202" alt="Internal" style="position:absolute;margin-left:0;margin-top:0;width:25.55pt;height:25.55pt;z-index:251658240;visibility:visible;mso-wrap-style:none;mso-wrap-distance-left:0;mso-wrap-distance-top:0;mso-wrap-distance-right:0;mso-wrap-distance-bottom:0;mso-position-horizontal:center;mso-position-horizontal-relative:page;mso-position-vertical:bottom;mso-position-vertical-relative:page;v-text-anchor:bottom" o:gfxdata="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" filled="f" stroked="f">
+              <v:fill o:detectmouseclick="t"/>
+              <v:textbox style="mso-fit-shape-to-text:t" inset="0,0,0,15pt">
+                <w:txbxContent>
+                  <w:p>
+                    <w:pPr>
+                      <w:spacing w:after="0"/>
+                      <w:rPr>
+                        <w:rFonts w:ascii="Calibri" w:eastAsia="Calibri" w:hAnsi="Calibri" w:cs="Calibri"/>
+                        <w:noProof/>
+                        <w:color w:val="000000"/>
+                        <w:sz w:val="16"/>
+                        <w:szCs w:val="16"/>
+                      </w:rPr>
+                    </w:pPr>
+                    <w:r>
+                      <w:rPr>
+                        <w:rFonts w:ascii="Calibri" w:eastAsia="Calibri" w:hAnsi="Calibri" w:cs="Calibri"/>
+                        <w:noProof/>
+                        <w:color w:val="000000"/>
+                        <w:sz w:val="16"/>
+                        <w:szCs w:val="16"/>
+                      </w:rPr>
+                      <w:t>Internal</w:t>
+                    </w:r>
+                  </w:p>
+                </w:txbxContent>
+              </v:textbox>
+              <w10:wrap anchorx="page" anchory="page"/>
+            </v:shape>
+          </w:pict>
+        </mc:Fallback>
+      </mc:AlternateContent>
+    </w:r>
+  </w:p>
+</w:ftr>
+</file>
+
+<file path=word/footnotes.xml><?xml version="1.0" encoding="utf-8"?>
+<w:footnotes xmlns:wpc="http://schemas.microsoft.com/office/word/2010/wordprocessingCanvas" xmlns:cx="http://schemas.microsoft.com/office/drawing/2014/chartex" xmlns:cx1="http://schemas.microsoft.com/office/drawing/2015/9/8/chartex" xmlns:cx2="http://schemas.microsoft.com/office/drawing/2015/10/21/chartex" xmlns:cx3="http://schemas.microsoft.com/office/drawing/2016/5/9/chartex" xmlns:cx4="http://schemas.microsoft.com/office/drawing/2016/5/10/chartex" xmlns:cx5="http://schemas.microsoft.com/office/drawing/2016/5/11/chartex" xmlns:cx6="http://schemas.microsoft.com/office/drawing/2016/5/12/chartex" xmlns:cx7="http://schemas.microsoft.com/office/drawing/2016/5/13/chartex" xmlns:cx8="http://schemas.microsoft.com/office/drawing/2016/5/14/chartex" xmlns:mc="http://schemas.openxmlformats.org/markup-compatibility/2006" xmlns:aink="http://schemas.microsoft.com/office/drawing/2016/ink" xmlns:am3d="http://schemas.microsoft.com/office/drawing/2017/model3d" xmlns:o="urn:schemas-microsoft-com:office:office" xmlns:oel="http://schemas.microsoft.com/office/2019/extlst" xmlns:r="http://schemas.openxmlformats.org/officeDocument/2006/relationships" xmlns:m="http://schemas.openxmlformats.org/officeDocument/2006/math" xmlns:v="urn:schemas-microsoft-com:vml" xmlns:wp14="http://schemas.microsoft.com/office/word/2010/wordprocessingDrawing" xmlns:wp="http://schemas.openxmlformats.org/drawingml/2006/wordprocessingDrawing" xmlns:w10="urn:schemas-microsoft-com:office:word" xmlns:w="http://schemas.openxmlformats.org/wordprocessingml/2006/main" xmlns:w14="http://schemas.microsoft.com/office/word/2010/wordml" xmlns:w15="http://schemas.microsoft.com/office/word/2012/wordml" xmlns:w16cex="http://schemas.microsoft.com/office/word/2018/wordml/cex" xmlns:w16cid="http://schemas.microsoft.com/office/word/2016/wordml/cid" xmlns:w16="http://schemas.microsoft.com/office/word/2018/wordml" xmlns:w16du="http://schemas.microsoft.com/office/word/2023/wordml/word16du" xmlns:w16sdtdh="http://schemas.microsoft.com/office/word/2020/wordml/sdtdatahash" xmlns:w16sdtfl="http://schemas.microsoft.com/office/word/2024/wordml/sdtformatlock" xmlns:w16se="http://schemas.microsoft.com/office/word/2015/wordml/symex" xmlns:wpg="http://schemas.microsoft.com/office/word/2010/wordprocessingGroup" xmlns:wpi="http://schemas.microsoft.com/office/word/2010/wordprocessingInk" xmlns:wne="http://schemas.microsoft.com/office/word/2006/wordml" xmlns:wps="http://schemas.microsoft.com/office/word/2010/wordprocessingShape" mc:Ignorable="w14 w15 w16se w16cid w16 w16cex w16sdtdh w16sdtfl w16du wp14">
+  <w:footnote w:type="separator" w:id="-1">
+    <w:p>
+      <w:pPr>
+        <w:spacing w:after="0" w:line="240" w:lineRule="auto"/>
+      </w:pPr>
+      <w:r>
+        <w:separator/>
+      </w:r>
+    </w:p>
+  </w:footnote>
+  <w:footnote w:type="continuationSeparator" w:id="0">
+    <w:p>
+      <w:pPr>
+        <w:spacing w:after="0" w:line="240" w:lineRule="auto"/>
+      </w:pPr>
+      <w:r>
+        <w:continuationSeparator/>
+      </w:r>
+    </w:p>
+  </w:footnote>
+</w:footnotes>
+</file>
+
 <file path=word/numbering.xml><?xml version="1.0" encoding="utf-8"?>
-<w:numbering xmlns:wpc="http://schemas.microsoft.com/office/word/2010/wordprocessingCanvas" xmlns:cx="http://schemas.microsoft.com/office/drawing/2014/chartex" xmlns:cx1="http://schemas.microsoft.com/office/drawing/2015/9/8/chartex" xmlns:cx2="http://schemas.microsoft.com/office/drawing/2015/10/21/chartex" xmlns:cx3="http://schemas.microsoft.com/office/drawing/2016/5/9/chartex" xmlns:cx4="http://schemas.microsoft.com/office/drawing/2016/5/10/chartex" xmlns:cx5="http://schemas.microsoft.com/office/drawing/2016/5/11/chartex" xmlns:cx6="http://schemas.microsoft.com/office/drawing/2016/5/12/chartex" xmlns:cx7="http://schemas.microsoft.com/office/drawing/2016/5/13/chartex" xmlns:cx8="http://schemas.microsoft.com/office/drawing/2016/5/14/chartex" xmlns:mc="http://schemas.openxmlformats.org/markup-compatibility/2006" xmlns:aink="http://schemas.microsoft.com/office/drawing/2016/ink" xmlns:am3d="http://schemas.microsoft.com/office/drawing/2017/model3d" xmlns:o="urn:schemas-microsoft-com:office:office" xmlns:oel="http://schemas.microsoft.com/office/2019/extlst" xmlns:r="http://schemas.openxmlformats.org/officeDocument/2006/relationships" xmlns:m="http://schemas.openxmlformats.org/officeDocument/2006/math" xmlns:v="urn:schemas-microsoft-com:vml" xmlns:wp14="http://schemas.microsoft.com/office/word/2010/wordprocessingDrawing" xmlns:wp="http://schemas.openxmlformats.org/drawingml/2006/wordprocessingDrawing" xmlns:w10="urn:schemas-microsoft-com:office:word" xmlns:w="http://schemas.openxmlformats.org/wordprocessingml/2006/main" xmlns:w14="http://schemas.microsoft.com/office/word/2010/wordml" xmlns:w15="http://schemas.microsoft.com/office/word/2012/wordml" xmlns:w16cex="http://schemas.microsoft.com/office/word/2018/wordml/cex" xmlns:w16cid="http://schemas.microsoft.com/office/word/2016/wordml/cid" xmlns:w16="http://schemas.microsoft.com/office/word/2018/wordml" xmlns:w16du="http://schemas.microsoft.com/office/word/2023/wordml/word16du" xmlns:w16sdtdh="http://schemas.microsoft.com/office/word/2020/wordml/sdtdatahash" xmlns:w16se="http://schemas.microsoft.com/office/word/2015/wordml/symex" xmlns:wpg="http://schemas.microsoft.com/office/word/2010/wordprocessingGroup" xmlns:wpi="http://schemas.microsoft.com/office/word/2010/wordprocessingInk" xmlns:wne="http://schemas.microsoft.com/office/word/2006/wordml" xmlns:wps="http://schemas.microsoft.com/office/word/2010/wordprocessingShape" mc:Ignorable="w14 w15 w16se w16cid w16 w16cex w16sdtdh w16du wp14">
+<w:numbering xmlns:wpc="http://schemas.microsoft.com/office/word/2010/wordprocessingCanvas" xmlns:cx="http://schemas.microsoft.com/office/drawing/2014/chartex" xmlns:cx1="http://schemas.microsoft.com/office/drawing/2015/9/8/chartex" xmlns:cx2="http://schemas.microsoft.com/office/drawing/2015/10/21/chartex" xmlns:cx3="http://schemas.microsoft.com/office/drawing/2016/5/9/chartex" xmlns:cx4="http://schemas.microsoft.com/office/drawing/2016/5/10/chartex" xmlns:cx5="http://schemas.microsoft.com/office/drawing/2016/5/11/chartex" xmlns:cx6="http://schemas.microsoft.com/office/drawing/2016/5/12/chartex" xmlns:cx7="http://schemas.microsoft.com/office/drawing/2016/5/13/chartex" xmlns:cx8="http://schemas.microsoft.com/office/drawing/2016/5/14/chartex" xmlns:mc="http://schemas.openxmlformats.org/markup-compatibility/2006" xmlns:aink="http://schemas.microsoft.com/office/drawing/2016/ink" xmlns:am3d="http://schemas.microsoft.com/office/drawing/2017/model3d" xmlns:o="urn:schemas-microsoft-com:office:office" xmlns:oel="http://schemas.microsoft.com/office/2019/extlst" xmlns:r="http://schemas.openxmlformats.org/officeDocument/2006/relationships" xmlns:m="http://schemas.openxmlformats.org/officeDocument/2006/math" xmlns:v="urn:schemas-microsoft-com:vml" xmlns:wp14="http://schemas.microsoft.com/office/word/2010/wordprocessingDrawing" xmlns:wp="http://schemas.openxmlformats.org/drawingml/2006/wordprocessingDrawing" xmlns:w10="urn:schemas-microsoft-com:office:word" xmlns:w="http://schemas.openxmlformats.org/wordprocessingml/2006/main" xmlns:w14="http://schemas.microsoft.com/office/word/2010/wordml" xmlns:w15="http://schemas.microsoft.com/office/word/2012/wordml" xmlns:w16cex="http://schemas.microsoft.com/office/word/2018/wordml/cex" xmlns:w16cid="http://schemas.microsoft.com/office/word/2016/wordml/cid" xmlns:w16="http://schemas.microsoft.com/office/word/2018/wordml" xmlns:w16du="http://schemas.microsoft.com/office/word/2023/wordml/word16du" xmlns:w16sdtdh="http://schemas.microsoft.com/office/word/2020/wordml/sdtdatahash" xmlns:w16sdtfl="http://schemas.microsoft.com/office/word/2024/wordml/sdtformatlock" xmlns:w16se="http://schemas.microsoft.com/office/word/2015/wordml/symex" xmlns:wpg="http://schemas.microsoft.com/office/word/2010/wordprocessingGroup" xmlns:wpi="http://schemas.microsoft.com/office/word/2010/wordprocessingInk" xmlns:wne="http://schemas.microsoft.com/office/word/2006/wordml" xmlns:wps="http://schemas.microsoft.com/office/word/2010/wordprocessingShape" mc:Ignorable="w14 w15 w16se w16cid w16 w16cex w16sdtdh w16sdtfl w16du wp14">
   <w:abstractNum w:abstractNumId="0" w15:restartNumberingAfterBreak="0">
     <w:nsid w:val="0E841701"/>
     <w:multiLevelType w:val="hybridMultilevel"/>
@@ -3765,7 +3029,7 @@
 </file>
 
 <file path=word/people.xml><?xml version="1.0" encoding="utf-8"?>
-<w15:people xmlns:wpc="http://schemas.microsoft.com/office/word/2010/wordprocessingCanvas" xmlns:cx="http://schemas.microsoft.com/office/drawing/2014/chartex" xmlns:cx1="http://schemas.microsoft.com/office/drawing/2015/9/8/chartex" xmlns:cx2="http://schemas.microsoft.com/office/drawing/2015/10/21/chartex" xmlns:cx3="http://schemas.microsoft.com/office/drawing/2016/5/9/chartex" xmlns:cx4="http://schemas.microsoft.com/office/drawing/2016/5/10/chartex" xmlns:cx5="http://schemas.microsoft.com/office/drawing/2016/5/11/chartex" xmlns:cx6="http://schemas.microsoft.com/office/drawing/2016/5/12/chartex" xmlns:cx7="http://schemas.microsoft.com/office/drawing/2016/5/13/chartex" xmlns:cx8="http://schemas.microsoft.com/office/drawing/2016/5/14/chartex" xmlns:mc="http://schemas.openxmlformats.org/markup-compatibility/2006" xmlns:aink="http://schemas.microsoft.com/office/drawing/2016/ink" xmlns:am3d="http://schemas.microsoft.com/office/drawing/2017/model3d" xmlns:o="urn:schemas-microsoft-com:office:office" xmlns:oel="http://schemas.microsoft.com/office/2019/extlst" xmlns:r="http://schemas.openxmlformats.org/officeDocument/2006/relationships" xmlns:m="http://schemas.openxmlformats.org/officeDocument/2006/math" xmlns:v="urn:schemas-microsoft-com:vml" xmlns:wp14="http://schemas.microsoft.com/office/word/2010/wordprocessingDrawing" xmlns:wp="http://schemas.openxmlformats.org/drawingml/2006/wordprocessingDrawing" xmlns:w10="urn:schemas-microsoft-com:office:word" xmlns:w="http://schemas.openxmlformats.org/wordprocessingml/2006/main" xmlns:w14="http://schemas.microsoft.com/office/word/2010/wordml" xmlns:w15="http://schemas.microsoft.com/office/word/2012/wordml" xmlns:w16cex="http://schemas.microsoft.com/office/word/2018/wordml/cex" xmlns:w16cid="http://schemas.microsoft.com/office/word/2016/wordml/cid" xmlns:w16="http://schemas.microsoft.com/office/word/2018/wordml" xmlns:w16du="http://schemas.microsoft.com/office/word/2023/wordml/word16du" xmlns:w16sdtdh="http://schemas.microsoft.com/office/word/2020/wordml/sdtdatahash" xmlns:w16se="http://schemas.microsoft.com/office/word/2015/wordml/symex" xmlns:wpg="http://schemas.microsoft.com/office/word/2010/wordprocessingGroup" xmlns:wpi="http://schemas.microsoft.com/office/word/2010/wordprocessingInk" xmlns:wne="http://schemas.microsoft.com/office/word/2006/wordml" xmlns:wps="http://schemas.microsoft.com/office/word/2010/wordprocessingShape" mc:Ignorable="w14 w15 w16se w16cid w16 w16cex w16sdtdh w16du wp14">
+<w15:people xmlns:wpc="http://schemas.microsoft.com/office/word/2010/wordprocessingCanvas" xmlns:cx="http://schemas.microsoft.com/office/drawing/2014/chartex" xmlns:cx1="http://schemas.microsoft.com/office/drawing/2015/9/8/chartex" xmlns:cx2="http://schemas.microsoft.com/office/drawing/2015/10/21/chartex" xmlns:cx3="http://schemas.microsoft.com/office/drawing/2016/5/9/chartex" xmlns:cx4="http://schemas.microsoft.com/office/drawing/2016/5/10/chartex" xmlns:cx5="http://schemas.microsoft.com/office/drawing/2016/5/11/chartex" xmlns:cx6="http://schemas.microsoft.com/office/drawing/2016/5/12/chartex" xmlns:cx7="http://schemas.microsoft.com/office/drawing/2016/5/13/chartex" xmlns:cx8="http://schemas.microsoft.com/office/drawing/2016/5/14/chartex" xmlns:mc="http://schemas.openxmlformats.org/markup-compatibility/2006" xmlns:aink="http://schemas.microsoft.com/office/drawing/2016/ink" xmlns:am3d="http://schemas.microsoft.com/office/drawing/2017/model3d" xmlns:o="urn:schemas-microsoft-com:office:office" xmlns:oel="http://schemas.microsoft.com/office/2019/extlst" xmlns:r="http://schemas.openxmlformats.org/officeDocument/2006/relationships" xmlns:m="http://schemas.openxmlformats.org/officeDocument/2006/math" xmlns:v="urn:schemas-microsoft-com:vml" xmlns:wp14="http://schemas.microsoft.com/office/word/2010/wordprocessingDrawing" xmlns:wp="http://schemas.openxmlformats.org/drawingml/2006/wordprocessingDrawing" xmlns:w10="urn:schemas-microsoft-com:office:word" xmlns:w="http://schemas.openxmlformats.org/wordprocessingml/2006/main" xmlns:w14="http://schemas.microsoft.com/office/word/2010/wordml" xmlns:w15="http://schemas.microsoft.com/office/word/2012/wordml" xmlns:w16cex="http://schemas.microsoft.com/office/word/2018/wordml/cex" xmlns:w16cid="http://schemas.microsoft.com/office/word/2016/wordml/cid" xmlns:w16="http://schemas.microsoft.com/office/word/2018/wordml" xmlns:w16du="http://schemas.microsoft.com/office/word/2023/wordml/word16du" xmlns:w16sdtdh="http://schemas.microsoft.com/office/word/2020/wordml/sdtdatahash" xmlns:w16sdtfl="http://schemas.microsoft.com/office/word/2024/wordml/sdtformatlock" xmlns:w16se="http://schemas.microsoft.com/office/word/2015/wordml/symex" xmlns:wpg="http://schemas.microsoft.com/office/word/2010/wordprocessingGroup" xmlns:wpi="http://schemas.microsoft.com/office/word/2010/wordprocessingInk" xmlns:wne="http://schemas.microsoft.com/office/word/2006/wordml" xmlns:wps="http://schemas.microsoft.com/office/word/2010/wordprocessingShape" mc:Ignorable="w14 w15 w16se w16cid w16 w16cex w16sdtdh w16sdtfl w16du wp14">
   <w15:person w15:author="Rareș Matei">
     <w15:presenceInfo w15:providerId="AD" w15:userId="S::rares.matei@student.tuiasi.ro::3f44cf99-67b3-43cd-8f71-c9b648193129"/>
   </w15:person>
@@ -3773,7 +3037,7 @@
 </file>
 
 <file path=word/styles.xml><?xml version="1.0" encoding="utf-8"?>
-<w:styles xmlns:mc="http://schemas.openxmlformats.org/markup-compatibility/2006" xmlns:r="http://schemas.openxmlformats.org/officeDocument/2006/relationships" xmlns:w="http://schemas.openxmlformats.org/wordprocessingml/2006/main" xmlns:w14="http://schemas.microsoft.com/office/word/2010/wordml" xmlns:w15="http://schemas.microsoft.com/office/word/2012/wordml" xmlns:w16cex="http://schemas.microsoft.com/office/word/2018/wordml/cex" xmlns:w16cid="http://schemas.microsoft.com/office/word/2016/wordml/cid" xmlns:w16="http://schemas.microsoft.com/office/word/2018/wordml" xmlns:w16du="http://schemas.microsoft.com/office/word/2023/wordml/word16du" xmlns:w16sdtdh="http://schemas.microsoft.com/office/word/2020/wordml/sdtdatahash" xmlns:w16se="http://schemas.microsoft.com/office/word/2015/wordml/symex" mc:Ignorable="w14 w15 w16se w16cid w16 w16cex w16sdtdh w16du">
+<w:styles xmlns:mc="http://schemas.openxmlformats.org/markup-compatibility/2006" xmlns:r="http://schemas.openxmlformats.org/officeDocument/2006/relationships" xmlns:w="http://schemas.openxmlformats.org/wordprocessingml/2006/main" xmlns:w14="http://schemas.microsoft.com/office/word/2010/wordml" xmlns:w15="http://schemas.microsoft.com/office/word/2012/wordml" xmlns:w16cex="http://schemas.microsoft.com/office/word/2018/wordml/cex" xmlns:w16cid="http://schemas.microsoft.com/office/word/2016/wordml/cid" xmlns:w16="http://schemas.microsoft.com/office/word/2018/wordml" xmlns:w16du="http://schemas.microsoft.com/office/word/2023/wordml/word16du" xmlns:w16sdtdh="http://schemas.microsoft.com/office/word/2020/wordml/sdtdatahash" xmlns:w16sdtfl="http://schemas.microsoft.com/office/word/2024/wordml/sdtformatlock" xmlns:w16se="http://schemas.microsoft.com/office/word/2015/wordml/symex" mc:Ignorable="w14 w15 w16se w16cid w16 w16cex w16sdtdh w16sdtfl w16du">
   <w:docDefaults>
     <w:rPrDefault>
       <w:rPr>
@@ -4302,6 +3566,28 @@
       <w:szCs w:val="20"/>
     </w:rPr>
   </w:style>
+  <w:style w:type="paragraph" w:styleId="Footer">
+    <w:name w:val="footer"/>
+    <w:basedOn w:val="Normal"/>
+    <w:link w:val="FooterChar"/>
+    <w:uiPriority w:val="99"/>
+    <w:unhideWhenUsed/>
+    <w:rsid w:val="00CF6E4E"/>
+    <w:pPr>
+      <w:tabs>
+        <w:tab w:val="center" w:pos="4513"/>
+        <w:tab w:val="right" w:pos="9026"/>
+      </w:tabs>
+      <w:spacing w:after="0" w:line="240" w:lineRule="auto"/>
+    </w:pPr>
+  </w:style>
+  <w:style w:type="character" w:customStyle="1" w:styleId="FooterChar">
+    <w:name w:val="Footer Char"/>
+    <w:basedOn w:val="DefaultParagraphFont"/>
+    <w:link w:val="Footer"/>
+    <w:uiPriority w:val="99"/>
+    <w:rsid w:val="00CF6E4E"/>
+  </w:style>
 </w:styles>
 </file>
 
@@ -4598,4 +3884,10 @@
     </a:ext>
   </a:extLst>
 </a:theme>
+</file>
+
+<file path=docMetadata/LabelInfo.xml><?xml version="1.0" encoding="utf-8"?>
+<clbl:labelList xmlns:clbl="http://schemas.microsoft.com/office/2020/mipLabelMetadata">
+  <clbl:label id="{7e753c2c-bb14-4786-921b-97c6a6fc424f}" enabled="1" method="Standard" siteId="{3bd97919-57c3-48d3-9e9a-8e4c01614a8f}" contentBits="2" removed="0"/>
+</clbl:labelList>
 </file>